--- a/_downloads/c5b6ff6bbd8bda5b0fd464df5c686fc7/Letter.docx
+++ b/_downloads/c5b6ff6bbd8bda5b0fd464df5c686fc7/Letter.docx
@@ -14274,7 +14274,37 @@
         <w:rPr>
           <w:rFonts w:hint="eastAsia"/>
         </w:rPr>
-        <w:t>和精神追求，都有自己存在的价值。。。不同国家民族的思想文化各有千秋，只有姹紫嫣红之别，没有高低优劣之分。。。。”</w:t>
+        <w:t>和精神追求，都有自己存在的价值</w:t>
+      </w:r>
+      <w:r>
+        <w:rPr>
+          <w:rFonts w:ascii="Consolas" w:eastAsia="宋体" w:hAnsi="Consolas" w:cs="宋体"/>
+          <w:color w:val="BBBBBB"/>
+          <w:kern w:val="0"/>
+          <w:szCs w:val="21"/>
+        </w:rPr>
+        <w:t>……</w:t>
+      </w:r>
+      <w:r>
+        <w:rPr>
+          <w:rFonts w:hint="eastAsia"/>
+        </w:rPr>
+        <w:t>不同国家民族的思想文化各有千秋，只有姹紫嫣红之别，没有高低优劣之分</w:t>
+      </w:r>
+      <w:r>
+        <w:rPr>
+          <w:rFonts w:ascii="Consolas" w:eastAsia="宋体" w:hAnsi="Consolas" w:cs="宋体"/>
+          <w:color w:val="BBBBBB"/>
+          <w:kern w:val="0"/>
+          <w:szCs w:val="21"/>
+        </w:rPr>
+        <w:t>……</w:t>
+      </w:r>
+      <w:r>
+        <w:rPr>
+          <w:rFonts w:hint="eastAsia"/>
+        </w:rPr>
+        <w:t>”</w:t>
       </w:r>
     </w:p>
     <w:p>
@@ -14285,7 +14315,60 @@
         <w:rPr>
           <w:rFonts w:hint="eastAsia"/>
         </w:rPr>
-        <w:t>“每一种文明都是美的结晶，都彰显着创造之美。。。。一切美好的东西都是相通的，人类对美好事物的追求和向往是任何力量都无法阻挡的。。。。我们应该美人之美，美美与共。。。”</w:t>
+        <w:t>“每一种文明都是美的结晶，都彰显着创造之美</w:t>
+      </w:r>
+      <w:r>
+        <w:rPr>
+          <w:rFonts w:ascii="Consolas" w:eastAsia="宋体" w:hAnsi="Consolas" w:cs="宋体"/>
+          <w:color w:val="BBBBBB"/>
+          <w:kern w:val="0"/>
+          <w:szCs w:val="21"/>
+        </w:rPr>
+        <w:t>……</w:t>
+      </w:r>
+      <w:r>
+        <w:rPr>
+          <w:rFonts w:hint="eastAsia"/>
+        </w:rPr>
+        <w:t>一切美好的</w:t>
+      </w:r>
+      <w:bookmarkStart w:id="3" w:name="_GoBack"/>
+      <w:bookmarkEnd w:id="3"/>
+      <w:r>
+        <w:rPr>
+          <w:rFonts w:hint="eastAsia"/>
+        </w:rPr>
+        <w:t>东西都是相通的，人类对美好事物的追求和向往是任何力量都无法阻挡的</w:t>
+      </w:r>
+      <w:r>
+        <w:rPr>
+          <w:rFonts w:ascii="Consolas" w:eastAsia="宋体" w:hAnsi="Consolas" w:cs="宋体"/>
+          <w:color w:val="BBBBBB"/>
+          <w:kern w:val="0"/>
+          <w:szCs w:val="21"/>
+        </w:rPr>
+        <w:t>……</w:t>
+      </w:r>
+      <w:r>
+        <w:rPr>
+          <w:rFonts w:hint="eastAsia"/>
+        </w:rPr>
+        <w:t>我们应该美人之美，美美与共</w:t>
+      </w:r>
+      <w:r>
+        <w:rPr>
+          <w:rFonts w:ascii="Consolas" w:eastAsia="宋体" w:hAnsi="Consolas" w:cs="宋体"/>
+          <w:color w:val="BBBBBB"/>
+          <w:kern w:val="0"/>
+          <w:szCs w:val="21"/>
+        </w:rPr>
+        <w:t>……</w:t>
+      </w:r>
+      <w:r>
+        <w:rPr>
+          <w:rFonts w:hint="eastAsia"/>
+        </w:rPr>
+        <w:t>”</w:t>
       </w:r>
     </w:p>
     <w:p>
@@ -14300,15 +14383,18 @@
       </w:r>
       <w:r>
         <w:rPr>
-          <w:rFonts w:hint="eastAsia"/>
-        </w:rPr>
-        <w:t>。。</w:t>
-      </w:r>
-      <w:r>
-        <w:rPr>
-          <w:rFonts w:hint="eastAsia"/>
-        </w:rPr>
-        <w:t>。”</w:t>
+          <w:rFonts w:ascii="Consolas" w:eastAsia="宋体" w:hAnsi="Consolas" w:cs="宋体"/>
+          <w:color w:val="BBBBBB"/>
+          <w:kern w:val="0"/>
+          <w:szCs w:val="21"/>
+        </w:rPr>
+        <w:t>……</w:t>
+      </w:r>
+      <w:r>
+        <w:rPr>
+          <w:rFonts w:hint="eastAsia"/>
+        </w:rPr>
+        <w:t>”</w:t>
       </w:r>
       <w:r>
         <w:rPr>
@@ -16808,15 +16894,7 @@
         <w:rPr>
           <w:rFonts w:hint="eastAsia"/>
         </w:rPr>
-        <w:t>目前的我被剥夺了自我辩护，控告和检举的基本公民权利，被隔绝了一切外部联系并被限制了基本人身自由，并一天天地忍受着狱警们五花八门光怪陆离的刁难和折磨。但作为科学研究者，”因果循环，报应不爽”这一佛教信仰，也是我心中的基本信条；我坚信罪恶的黑幕永远不可能掩盖真理的光辉。另外，作为一个对中国强国建设和民族复兴具有坚定信念的新一代中国公民，我相信中国社会必将进入法</w:t>
-      </w:r>
-      <w:bookmarkStart w:id="3" w:name="_GoBack"/>
-      <w:bookmarkEnd w:id="3"/>
-      <w:r>
-        <w:rPr>
-          <w:rFonts w:hint="eastAsia"/>
-        </w:rPr>
-        <w:t>治正轨，”天网恢恢、疏而不漏”也必将是历史的必然！</w:t>
+        <w:t>目前的我被剥夺了自我辩护，控告和检举的基本公民权利，被隔绝了一切外部联系并被限制了基本人身自由，并一天天地忍受着狱警们五花八门光怪陆离的刁难和折磨。但作为科学研究者，”因果循环，报应不爽”这一佛教信仰，也是我心中的基本信条；我坚信罪恶的黑幕永远不可能掩盖真理的光辉。另外，作为一个对中国强国建设和民族复兴具有坚定信念的新一代中国公民，我相信中国社会必将进入法治正轨，”天网恢恢、疏而不漏”也必将是历史的必然！</w:t>
       </w:r>
     </w:p>
     <w:p/>

--- a/_downloads/c5b6ff6bbd8bda5b0fd464df5c686fc7/Letter.docx
+++ b/_downloads/c5b6ff6bbd8bda5b0fd464df5c686fc7/Letter.docx
@@ -11862,23 +11862,23 @@
           <w:color w:val="404040"/>
           <w:shd w:val="clear" w:color="auto" w:fill="FCFCFC"/>
         </w:rPr>
-        <w:t>【补记：目前我已经刑满被释回家，虽然目前仍然受到多方面限制，各种刁难和打压，</w:t>
-      </w:r>
-      <w:r>
-        <w:rPr>
-          <w:rFonts w:ascii="Segoe UI" w:hAnsi="Segoe UI" w:cs="Segoe UI"/>
-          <w:color w:val="404040"/>
-          <w:shd w:val="clear" w:color="auto" w:fill="FCFCFC"/>
-        </w:rPr>
-        <w:t xml:space="preserve"> </w:t>
-      </w:r>
-      <w:r>
-        <w:rPr>
-          <w:rFonts w:ascii="Segoe UI" w:hAnsi="Segoe UI" w:cs="Segoe UI"/>
-          <w:color w:val="404040"/>
-          <w:shd w:val="clear" w:color="auto" w:fill="FCFCFC"/>
-        </w:rPr>
-        <w:t>但可以对警方所谓的</w:t>
+        <w:t>补记：目前我已经刑满被释回家，虽然目前仍然受到多方面限制，各种刁难和打压，</w:t>
+      </w:r>
+      <w:r>
+        <w:rPr>
+          <w:rFonts w:ascii="Segoe UI" w:hAnsi="Segoe UI" w:cs="Segoe UI"/>
+          <w:color w:val="404040"/>
+          <w:shd w:val="clear" w:color="auto" w:fill="FCFCFC"/>
+        </w:rPr>
+        <w:t xml:space="preserve"> </w:t>
+      </w:r>
+      <w:r>
+        <w:rPr>
+          <w:rFonts w:ascii="Segoe UI" w:hAnsi="Segoe UI" w:cs="Segoe UI"/>
+          <w:color w:val="404040"/>
+          <w:shd w:val="clear" w:color="auto" w:fill="FCFCFC"/>
+        </w:rPr>
+        <w:t>但已经可以对警方所谓的</w:t>
       </w:r>
       <w:r>
         <w:rPr>
@@ -11944,23 +11944,93 @@
           <w:color w:val="404040"/>
           <w:shd w:val="clear" w:color="auto" w:fill="FCFCFC"/>
         </w:rPr>
-        <w:t>结果进行细致的分析和评估。</w:t>
-      </w:r>
-      <w:r>
-        <w:rPr>
-          <w:rFonts w:ascii="Segoe UI" w:hAnsi="Segoe UI" w:cs="Segoe UI"/>
-          <w:color w:val="404040"/>
-          <w:shd w:val="clear" w:color="auto" w:fill="FCFCFC"/>
-        </w:rPr>
-        <w:t xml:space="preserve"> </w:t>
-      </w:r>
-      <w:r>
-        <w:rPr>
-          <w:rFonts w:ascii="Segoe UI" w:hAnsi="Segoe UI" w:cs="Segoe UI"/>
-          <w:color w:val="404040"/>
-          <w:shd w:val="clear" w:color="auto" w:fill="FCFCFC"/>
-        </w:rPr>
-        <w:t>果然不出我的所料，我本人账号及所有的转发贴虽然都完好无缺，但至今也并无人关注，也未曾产生过任何影响。</w:t>
+        <w:t>结果进行实证分析和评估了。</w:t>
+      </w:r>
+      <w:r>
+        <w:rPr>
+          <w:rFonts w:ascii="Segoe UI" w:hAnsi="Segoe UI" w:cs="Segoe UI"/>
+          <w:color w:val="404040"/>
+          <w:shd w:val="clear" w:color="auto" w:fill="FCFCFC"/>
+        </w:rPr>
+        <w:t xml:space="preserve"> </w:t>
+      </w:r>
+      <w:r>
+        <w:rPr>
+          <w:rFonts w:ascii="Segoe UI" w:hAnsi="Segoe UI" w:cs="Segoe UI"/>
+          <w:color w:val="404040"/>
+          <w:shd w:val="clear" w:color="auto" w:fill="FCFCFC"/>
+        </w:rPr>
+        <w:t>经过初步【</w:t>
+      </w:r>
+      <w:hyperlink r:id="rId27" w:history="1">
+        <w:r>
+          <w:rPr>
+            <w:rStyle w:val="doc"/>
+            <w:rFonts w:ascii="Segoe UI" w:hAnsi="Segoe UI" w:cs="Segoe UI"/>
+            <w:color w:val="2980B9"/>
+            <w:shd w:val="clear" w:color="auto" w:fill="FCFCFC"/>
+          </w:rPr>
+          <w:t>实证分析</w:t>
+        </w:r>
+      </w:hyperlink>
+      <w:r>
+        <w:rPr>
+          <w:rFonts w:ascii="Segoe UI" w:hAnsi="Segoe UI" w:cs="Segoe UI"/>
+          <w:color w:val="404040"/>
+          <w:shd w:val="clear" w:color="auto" w:fill="FCFCFC"/>
+        </w:rPr>
+        <w:t>】，结果不出我的预测：</w:t>
+      </w:r>
+      <w:r>
+        <w:rPr>
+          <w:rFonts w:ascii="Segoe UI" w:hAnsi="Segoe UI" w:cs="Segoe UI"/>
+          <w:color w:val="404040"/>
+          <w:shd w:val="clear" w:color="auto" w:fill="FCFCFC"/>
+        </w:rPr>
+        <w:t xml:space="preserve"> </w:t>
+      </w:r>
+      <w:r>
+        <w:rPr>
+          <w:rFonts w:ascii="Segoe UI" w:hAnsi="Segoe UI" w:cs="Segoe UI"/>
+          <w:color w:val="404040"/>
+          <w:shd w:val="clear" w:color="auto" w:fill="FCFCFC"/>
+        </w:rPr>
+        <w:t>我本人账号及所有的转发贴不仅都完好无缺，但至今也并无人关注，也未曾产生过任何影响；同时，严格的</w:t>
+      </w:r>
+      <w:r>
+        <w:rPr>
+          <w:rFonts w:ascii="Segoe UI" w:hAnsi="Segoe UI" w:cs="Segoe UI"/>
+          <w:color w:val="404040"/>
+          <w:shd w:val="clear" w:color="auto" w:fill="FCFCFC"/>
+        </w:rPr>
+        <w:t xml:space="preserve"> </w:t>
+      </w:r>
+      <w:r>
+        <w:rPr>
+          <w:rFonts w:ascii="Segoe UI" w:hAnsi="Segoe UI" w:cs="Segoe UI"/>
+          <w:color w:val="404040"/>
+          <w:shd w:val="clear" w:color="auto" w:fill="FCFCFC"/>
+        </w:rPr>
+        <w:t>【</w:t>
+      </w:r>
+      <w:hyperlink r:id="rId28" w:history="1">
+        <w:r>
+          <w:rPr>
+            <w:rStyle w:val="doc"/>
+            <w:rFonts w:ascii="Segoe UI" w:hAnsi="Segoe UI" w:cs="Segoe UI"/>
+            <w:color w:val="2980B9"/>
+            <w:shd w:val="clear" w:color="auto" w:fill="FCFCFC"/>
+          </w:rPr>
+          <w:t>理论分析</w:t>
+        </w:r>
+      </w:hyperlink>
+      <w:r>
+        <w:rPr>
+          <w:rFonts w:ascii="Segoe UI" w:hAnsi="Segoe UI" w:cs="Segoe UI"/>
+          <w:color w:val="404040"/>
+          <w:shd w:val="clear" w:color="auto" w:fill="FCFCFC"/>
+        </w:rPr>
+        <w:t>】也可得出同样结果。</w:t>
       </w:r>
       <w:r>
         <w:rPr>
@@ -12042,7 +12112,40 @@
           <w:color w:val="404040"/>
           <w:shd w:val="clear" w:color="auto" w:fill="FCFCFC"/>
         </w:rPr>
-        <w:t>的最好的明证。】</w:t>
+        <w:t>的最好的</w:t>
+      </w:r>
+      <w:r>
+        <w:rPr>
+          <w:rFonts w:ascii="Segoe UI" w:hAnsi="Segoe UI" w:cs="Segoe UI"/>
+          <w:color w:val="404040"/>
+          <w:shd w:val="clear" w:color="auto" w:fill="FCFCFC"/>
+        </w:rPr>
+        <w:t>“</w:t>
+      </w:r>
+      <w:r>
+        <w:rPr>
+          <w:rStyle w:val="af"/>
+          <w:rFonts w:ascii="Segoe UI" w:hAnsi="Segoe UI" w:cs="Segoe UI"/>
+          <w:color w:val="404040"/>
+          <w:shd w:val="clear" w:color="auto" w:fill="FCFCFC"/>
+        </w:rPr>
+        <w:t>犯罪铁证</w:t>
+      </w:r>
+      <w:r>
+        <w:rPr>
+          <w:rFonts w:ascii="Segoe UI" w:hAnsi="Segoe UI" w:cs="Segoe UI"/>
+          <w:color w:val="404040"/>
+          <w:shd w:val="clear" w:color="auto" w:fill="FCFCFC"/>
+        </w:rPr>
+        <w:t>”</w:t>
+      </w:r>
+      <w:r>
+        <w:rPr>
+          <w:rFonts w:ascii="Segoe UI" w:hAnsi="Segoe UI" w:cs="Segoe UI"/>
+          <w:color w:val="404040"/>
+          <w:shd w:val="clear" w:color="auto" w:fill="FCFCFC"/>
+        </w:rPr>
+        <w:t>。</w:t>
       </w:r>
     </w:p>
     <w:p>
@@ -12142,7 +12245,7 @@
         </w:rPr>
         <w:t>【参见：</w:t>
       </w:r>
-      <w:hyperlink r:id="rId27" w:history="1">
+      <w:hyperlink r:id="rId29" w:history="1">
         <w:r>
           <w:rPr>
             <w:rStyle w:val="doc"/>
@@ -12363,7 +12466,7 @@
         </w:rPr>
         <w:t>【</w:t>
       </w:r>
-      <w:hyperlink r:id="rId28" w:history="1">
+      <w:hyperlink r:id="rId30" w:history="1">
         <w:r>
           <w:rPr>
             <w:rStyle w:val="ac"/>
@@ -12473,7 +12576,7 @@
         </w:rPr>
         <w:t>【</w:t>
       </w:r>
-      <w:hyperlink r:id="rId29" w:history="1">
+      <w:hyperlink r:id="rId31" w:history="1">
         <w:r>
           <w:rPr>
             <w:rStyle w:val="doc"/>
@@ -13108,7 +13211,7 @@
         </w:rPr>
         <w:t>【</w:t>
       </w:r>
-      <w:hyperlink r:id="rId30" w:history="1">
+      <w:hyperlink r:id="rId32" w:history="1">
         <w:r>
           <w:rPr>
             <w:rStyle w:val="ac"/>
@@ -13302,7 +13405,7 @@
         </w:rPr>
         <w:t>【</w:t>
       </w:r>
-      <w:hyperlink r:id="rId31" w:history="1">
+      <w:hyperlink r:id="rId33" w:history="1">
         <w:r>
           <w:rPr>
             <w:rStyle w:val="ac"/>
@@ -13353,7 +13456,7 @@
         </w:rPr>
         <w:t>【</w:t>
       </w:r>
-      <w:hyperlink r:id="rId32" w:history="1">
+      <w:hyperlink r:id="rId34" w:history="1">
         <w:r>
           <w:rPr>
             <w:rStyle w:val="ac"/>
@@ -13518,7 +13621,7 @@
         </w:rPr>
         <w:t>【</w:t>
       </w:r>
-      <w:hyperlink r:id="rId33" w:history="1">
+      <w:hyperlink r:id="rId35" w:history="1">
         <w:r>
           <w:rPr>
             <w:rStyle w:val="pre"/>
@@ -13666,7 +13769,7 @@
         </w:rPr>
         <w:t>【</w:t>
       </w:r>
-      <w:hyperlink r:id="rId34" w:history="1">
+      <w:hyperlink r:id="rId36" w:history="1">
         <w:r>
           <w:rPr>
             <w:rStyle w:val="pre"/>
@@ -13760,7 +13863,7 @@
         </w:rPr>
         <w:t xml:space="preserve"> “</w:t>
       </w:r>
-      <w:hyperlink r:id="rId35" w:history="1">
+      <w:hyperlink r:id="rId37" w:history="1">
         <w:r>
           <w:rPr>
             <w:rStyle w:val="ac"/>
@@ -14308,7 +14411,7 @@
         </w:rPr>
         <w:t>一篇关于【</w:t>
       </w:r>
-      <w:hyperlink r:id="rId36" w:history="1">
+      <w:hyperlink r:id="rId38" w:history="1">
         <w:r>
           <w:rPr>
             <w:rStyle w:val="ac"/>
@@ -14343,7 +14446,7 @@
         </w:rPr>
         <w:t>受到广泛关注的网络热帖【</w:t>
       </w:r>
-      <w:hyperlink r:id="rId37" w:history="1">
+      <w:hyperlink r:id="rId39" w:history="1">
         <w:r>
           <w:rPr>
             <w:rStyle w:val="ac"/>
@@ -14378,7 +14481,7 @@
         </w:rPr>
         <w:t>许章润教授的一些【</w:t>
       </w:r>
-      <w:hyperlink r:id="rId38" w:history="1">
+      <w:hyperlink r:id="rId40" w:history="1">
         <w:r>
           <w:rPr>
             <w:rStyle w:val="ac"/>
@@ -14413,7 +14516,7 @@
         </w:rPr>
         <w:t>美国总统【</w:t>
       </w:r>
-      <w:hyperlink r:id="rId39" w:history="1">
+      <w:hyperlink r:id="rId41" w:history="1">
         <w:r>
           <w:rPr>
             <w:rStyle w:val="ac"/>
@@ -14448,7 +14551,7 @@
         </w:rPr>
         <w:t>美国其它政要如前国务卿【</w:t>
       </w:r>
-      <w:hyperlink r:id="rId40" w:history="1">
+      <w:hyperlink r:id="rId42" w:history="1">
         <w:r>
           <w:rPr>
             <w:rStyle w:val="ac"/>
@@ -15292,7 +15395,7 @@
           <w:color w:val="404040"/>
           <w:shd w:val="clear" w:color="auto" w:fill="FCFCFC"/>
         </w:rPr>
-        <w:t>第三类贴文中有一些是纯粹属于</w:t>
+        <w:t>这类贴文纯粹属于</w:t>
       </w:r>
       <w:r>
         <w:rPr>
@@ -15309,7 +15412,7 @@
           <w:color w:val="404040"/>
           <w:shd w:val="clear" w:color="auto" w:fill="FCFCFC"/>
         </w:rPr>
-        <w:t>历史资料和现实表述</w:t>
+        <w:t>历史资料和现实描述</w:t>
       </w:r>
       <w:r>
         <w:rPr>
@@ -15325,16 +15428,18 @@
           <w:color w:val="404040"/>
           <w:shd w:val="clear" w:color="auto" w:fill="FCFCFC"/>
         </w:rPr>
-        <w:t>内容的帖子，这里单独列出将它们作为第四类。</w:t>
-      </w:r>
-      <w:r>
-        <w:rPr>
-          <w:rFonts w:ascii="Segoe UI" w:hAnsi="Segoe UI" w:cs="Segoe UI"/>
-          <w:color w:val="404040"/>
-          <w:shd w:val="clear" w:color="auto" w:fill="FCFCFC"/>
-        </w:rPr>
-        <w:t xml:space="preserve"> </w:t>
-      </w:r>
+        <w:t>内容的帖子。</w:t>
+      </w:r>
+      <w:r>
+        <w:rPr>
+          <w:rFonts w:ascii="Segoe UI" w:hAnsi="Segoe UI" w:cs="Segoe UI"/>
+          <w:color w:val="404040"/>
+          <w:shd w:val="clear" w:color="auto" w:fill="FCFCFC"/>
+        </w:rPr>
+        <w:t> </w:t>
+      </w:r>
+      <w:bookmarkStart w:id="1" w:name="_GoBack"/>
+      <w:bookmarkEnd w:id="1"/>
       <w:r>
         <w:rPr>
           <w:rFonts w:ascii="Segoe UI" w:hAnsi="Segoe UI" w:cs="Segoe UI"/>
@@ -15343,7 +15448,7 @@
         </w:rPr>
         <w:t>比如《毛泽东选集》的【</w:t>
       </w:r>
-      <w:hyperlink r:id="rId41" w:history="1">
+      <w:hyperlink r:id="rId43" w:history="1">
         <w:r>
           <w:rPr>
             <w:rStyle w:val="ac"/>
@@ -15378,7 +15483,7 @@
         </w:rPr>
         <w:t>反映中国养老金现状的【</w:t>
       </w:r>
-      <w:hyperlink r:id="rId42" w:history="1">
+      <w:hyperlink r:id="rId44" w:history="1">
         <w:r>
           <w:rPr>
             <w:rStyle w:val="ac"/>
@@ -15413,7 +15518,7 @@
         </w:rPr>
         <w:t>《深圳青年报》发表的文章【</w:t>
       </w:r>
-      <w:hyperlink r:id="rId43" w:history="1">
+      <w:hyperlink r:id="rId45" w:history="1">
         <w:r>
           <w:rPr>
             <w:rStyle w:val="ac"/>
@@ -15448,7 +15553,7 @@
         </w:rPr>
         <w:t>关于【</w:t>
       </w:r>
-      <w:hyperlink r:id="rId44" w:history="1">
+      <w:hyperlink r:id="rId46" w:history="1">
         <w:r>
           <w:rPr>
             <w:rStyle w:val="ac"/>
@@ -18155,7 +18260,7 @@
           <w:numId w:val="2"/>
         </w:numPr>
       </w:pPr>
-      <w:bookmarkStart w:id="1" w:name="OLE_LINK2"/>
+      <w:bookmarkStart w:id="2" w:name="OLE_LINK2"/>
       <w:r>
         <w:rPr>
           <w:rFonts w:hint="eastAsia"/>
@@ -18168,7 +18273,7 @@
         </w:rPr>
         <w:t>和法官的荒唐滑稽戏</w:t>
       </w:r>
-      <w:bookmarkEnd w:id="1"/>
+      <w:bookmarkEnd w:id="2"/>
     </w:p>
     <w:p>
       <w:pPr>
@@ -18386,7 +18491,7 @@
         </w:rPr>
         <w:t>于是自作聪明加上一堆貌似合理的【</w:t>
       </w:r>
-      <w:hyperlink r:id="rId45" w:anchor="judgment-court-logic" w:history="1">
+      <w:hyperlink r:id="rId47" w:anchor="judgment-court-logic" w:history="1">
         <w:r>
           <w:rPr>
             <w:rStyle w:val="std"/>
@@ -20619,7 +20724,7 @@
         </w:rPr>
         <w:t>这种状态叫做【</w:t>
       </w:r>
-      <w:hyperlink r:id="rId46" w:history="1">
+      <w:hyperlink r:id="rId48" w:history="1">
         <w:r>
           <w:rPr>
             <w:rStyle w:val="ac"/>
@@ -22678,6 +22783,14 @@
           <w:color w:val="404040"/>
           <w:shd w:val="clear" w:color="auto" w:fill="FCFCFC"/>
         </w:rPr>
+        <w:t> </w:t>
+      </w:r>
+      <w:r>
+        <w:rPr>
+          <w:rFonts w:ascii="Segoe UI" w:hAnsi="Segoe UI" w:cs="Segoe UI"/>
+          <w:color w:val="404040"/>
+          <w:shd w:val="clear" w:color="auto" w:fill="FCFCFC"/>
+        </w:rPr>
         <w:t>毫无根据的想象只会让普会峻</w:t>
       </w:r>
       <w:r>
@@ -22759,23 +22872,39 @@
           <w:color w:val="404040"/>
           <w:shd w:val="clear" w:color="auto" w:fill="FCFCFC"/>
         </w:rPr>
-        <w:t>我想，虽然普法官读书不多没受过较好的学校教育，但小时候普法官的父母至少应该教导过普法官要作一个诚实的人而不要撒谎，</w:t>
-      </w:r>
-      <w:r>
-        <w:rPr>
-          <w:rFonts w:ascii="Segoe UI" w:hAnsi="Segoe UI" w:cs="Segoe UI"/>
-          <w:color w:val="404040"/>
-          <w:shd w:val="clear" w:color="auto" w:fill="FCFCFC"/>
-        </w:rPr>
-        <w:t xml:space="preserve"> </w:t>
-      </w:r>
-      <w:r>
-        <w:rPr>
-          <w:rFonts w:ascii="Segoe UI" w:hAnsi="Segoe UI" w:cs="Segoe UI"/>
-          <w:color w:val="404040"/>
-          <w:shd w:val="clear" w:color="auto" w:fill="FCFCFC"/>
-        </w:rPr>
-        <w:t>因为即使是一个小小的谎言往往需要更多更大的谎言才能掩饰，最终都必然会露出马脚，而身败名裂的。</w:t>
+        <w:t>我想，虽然普法官（尽管或许混了个很亮丽的文凭，但真正的学者仍然一眼可以看出其弱智而又不学无术的本色）</w:t>
+      </w:r>
+      <w:r>
+        <w:rPr>
+          <w:rFonts w:ascii="Segoe UI" w:hAnsi="Segoe UI" w:cs="Segoe UI"/>
+          <w:color w:val="404040"/>
+          <w:shd w:val="clear" w:color="auto" w:fill="FCFCFC"/>
+        </w:rPr>
+        <w:t xml:space="preserve"> </w:t>
+      </w:r>
+      <w:r>
+        <w:rPr>
+          <w:rFonts w:ascii="Segoe UI" w:hAnsi="Segoe UI" w:cs="Segoe UI"/>
+          <w:color w:val="404040"/>
+          <w:shd w:val="clear" w:color="auto" w:fill="FCFCFC"/>
+        </w:rPr>
+        <w:t>读书不多没受过较好的学校教育，但小时候普法官的父母至少应该教导过普法官要作一个诚实的人而不要撒谎，</w:t>
+      </w:r>
+      <w:r>
+        <w:rPr>
+          <w:rFonts w:ascii="Segoe UI" w:hAnsi="Segoe UI" w:cs="Segoe UI"/>
+          <w:color w:val="404040"/>
+          <w:shd w:val="clear" w:color="auto" w:fill="FCFCFC"/>
+        </w:rPr>
+        <w:t xml:space="preserve"> </w:t>
+      </w:r>
+      <w:r>
+        <w:rPr>
+          <w:rFonts w:ascii="Segoe UI" w:hAnsi="Segoe UI" w:cs="Segoe UI"/>
+          <w:color w:val="404040"/>
+          <w:shd w:val="clear" w:color="auto" w:fill="FCFCFC"/>
+        </w:rPr>
+        <w:t>因为即使是一个小小的谎言往往需要更多更大的谎言才能掩饰，最终都必然会露出马脚而身败名裂的。</w:t>
       </w:r>
       <w:r>
         <w:rPr>
@@ -22875,7 +23004,15 @@
           <w:color w:val="404040"/>
           <w:shd w:val="clear" w:color="auto" w:fill="FCFCFC"/>
         </w:rPr>
-        <w:t>工作都做不好（搞出上述</w:t>
+        <w:t>工作都做不好</w:t>
+      </w:r>
+      <w:r>
+        <w:rPr>
+          <w:rFonts w:ascii="Segoe UI" w:hAnsi="Segoe UI" w:cs="Segoe UI"/>
+          <w:color w:val="404040"/>
+          <w:shd w:val="clear" w:color="auto" w:fill="FCFCFC"/>
+        </w:rPr>
+        <w:t>（不得不策划这么一幕</w:t>
       </w:r>
       <w:r>
         <w:rPr>
@@ -22908,7 +23045,15 @@
           <w:color w:val="404040"/>
           <w:shd w:val="clear" w:color="auto" w:fill="FCFCFC"/>
         </w:rPr>
-        <w:t>的搞笑表演），</w:t>
+        <w:t>的滑稽戏）</w:t>
+      </w:r>
+      <w:r>
+        <w:rPr>
+          <w:rFonts w:ascii="Segoe UI" w:hAnsi="Segoe UI" w:cs="Segoe UI"/>
+          <w:color w:val="404040"/>
+          <w:shd w:val="clear" w:color="auto" w:fill="FCFCFC"/>
+        </w:rPr>
+        <w:t>，</w:t>
       </w:r>
       <w:r>
         <w:rPr>
@@ -25083,16 +25228,8 @@
           <w:color w:val="404040"/>
           <w:shd w:val="clear" w:color="auto" w:fill="FCFCFC"/>
         </w:rPr>
-        <w:t>难道普法官认为川普没有进行过这个演讲，或者认为川普演讲的内容被发贴人作了手脚完全</w:t>
-      </w:r>
-      <w:r>
-        <w:rPr>
-          <w:rFonts w:ascii="Segoe UI" w:hAnsi="Segoe UI" w:cs="Segoe UI"/>
-          <w:color w:val="404040"/>
-          <w:shd w:val="clear" w:color="auto" w:fill="FCFCFC"/>
-        </w:rPr>
         <w:lastRenderedPageBreak/>
-        <w:t>不是视频中所呈现的？</w:t>
+        <w:t>难道普法官认为川普没有进行过这个演讲，或者认为川普演讲的内容被发贴人作了手脚完全不是视频中所呈现的？</w:t>
       </w:r>
       <w:r>
         <w:rPr>
@@ -25777,7 +25914,7 @@
         </w:rPr>
         <w:t>共获【</w:t>
       </w:r>
-      <w:hyperlink r:id="rId47" w:history="1">
+      <w:hyperlink r:id="rId49" w:history="1">
         <w:r>
           <w:rPr>
             <w:rStyle w:val="ac"/>
@@ -26389,17 +26526,9 @@
           <w:color w:val="404040"/>
           <w:shd w:val="clear" w:color="auto" w:fill="FCFCFC"/>
         </w:rPr>
-        <w:t>在心理学上，普法官这种症状</w:t>
-      </w:r>
-      <w:r>
-        <w:rPr>
-          <w:rFonts w:ascii="Segoe UI" w:hAnsi="Segoe UI" w:cs="Segoe UI"/>
-          <w:color w:val="404040"/>
-          <w:shd w:val="clear" w:color="auto" w:fill="FCFCFC"/>
-        </w:rPr>
-        <w:t>称为【</w:t>
-      </w:r>
-      <w:hyperlink r:id="rId48" w:history="1">
+        <w:t>在心理学上，普法官这种症状称为【</w:t>
+      </w:r>
+      <w:hyperlink r:id="rId50" w:history="1">
         <w:r>
           <w:rPr>
             <w:rStyle w:val="ac"/>
@@ -26434,31 +26563,23 @@
           <w:color w:val="404040"/>
           <w:shd w:val="clear" w:color="auto" w:fill="FCFCFC"/>
         </w:rPr>
-        <w:t>】</w:t>
-      </w:r>
-      <w:r>
-        <w:rPr>
-          <w:rFonts w:ascii="Segoe UI" w:hAnsi="Segoe UI" w:cs="Segoe UI"/>
-          <w:color w:val="404040"/>
-          <w:shd w:val="clear" w:color="auto" w:fill="FCFCFC"/>
-        </w:rPr>
-        <w:t>，这是一种病；</w:t>
-      </w:r>
-      <w:r>
-        <w:rPr>
-          <w:rFonts w:ascii="Segoe UI" w:hAnsi="Segoe UI" w:cs="Segoe UI"/>
-          <w:color w:val="404040"/>
-          <w:shd w:val="clear" w:color="auto" w:fill="FCFCFC"/>
-        </w:rPr>
-        <w:t xml:space="preserve"> </w:t>
-      </w:r>
-      <w:r>
-        <w:rPr>
-          <w:rFonts w:ascii="Segoe UI" w:hAnsi="Segoe UI" w:cs="Segoe UI"/>
-          <w:color w:val="404040"/>
-          <w:shd w:val="clear" w:color="auto" w:fill="FCFCFC"/>
-        </w:rPr>
-        <w:t>当大脑中缺乏一种名叫</w:t>
+        <w:t>】，</w:t>
+      </w:r>
+      <w:r>
+        <w:rPr>
+          <w:rFonts w:ascii="Segoe UI" w:hAnsi="Segoe UI" w:cs="Segoe UI"/>
+          <w:color w:val="404040"/>
+          <w:shd w:val="clear" w:color="auto" w:fill="FCFCFC"/>
+        </w:rPr>
+        <w:t xml:space="preserve"> </w:t>
+      </w:r>
+      <w:r>
+        <w:rPr>
+          <w:rFonts w:ascii="Segoe UI" w:hAnsi="Segoe UI" w:cs="Segoe UI"/>
+          <w:color w:val="404040"/>
+          <w:shd w:val="clear" w:color="auto" w:fill="FCFCFC"/>
+        </w:rPr>
+        <w:t>这是一种病；当大脑中缺乏一种名叫</w:t>
       </w:r>
       <w:r>
         <w:rPr>
@@ -26541,6 +26662,316 @@
           <w:shd w:val="clear" w:color="auto" w:fill="FCFCFC"/>
         </w:rPr>
         <w:t>精神性疾病</w:t>
+      </w:r>
+      <w:r>
+        <w:rPr>
+          <w:rFonts w:ascii="Segoe UI" w:hAnsi="Segoe UI" w:cs="Segoe UI"/>
+          <w:color w:val="404040"/>
+          <w:shd w:val="clear" w:color="auto" w:fill="FCFCFC"/>
+        </w:rPr>
+        <w:t>。</w:t>
+      </w:r>
+      <w:r>
+        <w:rPr>
+          <w:rFonts w:ascii="Segoe UI" w:hAnsi="Segoe UI" w:cs="Segoe UI"/>
+          <w:color w:val="404040"/>
+          <w:shd w:val="clear" w:color="auto" w:fill="FCFCFC"/>
+        </w:rPr>
+        <w:t xml:space="preserve"> </w:t>
+      </w:r>
+      <w:r>
+        <w:rPr>
+          <w:rFonts w:ascii="Segoe UI" w:hAnsi="Segoe UI" w:cs="Segoe UI"/>
+          <w:color w:val="404040"/>
+          <w:shd w:val="clear" w:color="auto" w:fill="FCFCFC"/>
+        </w:rPr>
+        <w:t>毕竟，从判决书里【</w:t>
+      </w:r>
+      <w:hyperlink r:id="rId51" w:anchor="judgment-court-logic" w:history="1">
+        <w:r>
+          <w:rPr>
+            <w:rStyle w:val="std"/>
+            <w:rFonts w:ascii="Segoe UI" w:hAnsi="Segoe UI" w:cs="Segoe UI"/>
+            <w:color w:val="2980B9"/>
+            <w:shd w:val="clear" w:color="auto" w:fill="FCFCFC"/>
+          </w:rPr>
+          <w:t>短短一句话</w:t>
+        </w:r>
+      </w:hyperlink>
+      <w:r>
+        <w:rPr>
+          <w:rFonts w:ascii="Segoe UI" w:hAnsi="Segoe UI" w:cs="Segoe UI"/>
+          <w:color w:val="404040"/>
+          <w:shd w:val="clear" w:color="auto" w:fill="FCFCFC"/>
+        </w:rPr>
+        <w:t>】就可以看出，普大法官对自己的能耐高估得似乎过于荒谬了：</w:t>
+      </w:r>
+      <w:r>
+        <w:rPr>
+          <w:rFonts w:ascii="Segoe UI" w:hAnsi="Segoe UI" w:cs="Segoe UI"/>
+          <w:color w:val="404040"/>
+          <w:shd w:val="clear" w:color="auto" w:fill="FCFCFC"/>
+        </w:rPr>
+        <w:t xml:space="preserve"> </w:t>
+      </w:r>
+      <w:r>
+        <w:rPr>
+          <w:rFonts w:ascii="Segoe UI" w:hAnsi="Segoe UI" w:cs="Segoe UI"/>
+          <w:color w:val="404040"/>
+          <w:shd w:val="clear" w:color="auto" w:fill="FCFCFC"/>
+        </w:rPr>
+        <w:t>他似乎觉得他不仅可以</w:t>
+      </w:r>
+      <w:r>
+        <w:rPr>
+          <w:rFonts w:ascii="Segoe UI" w:hAnsi="Segoe UI" w:cs="Segoe UI"/>
+          <w:color w:val="404040"/>
+          <w:shd w:val="clear" w:color="auto" w:fill="FCFCFC"/>
+        </w:rPr>
+        <w:t>“</w:t>
+      </w:r>
+      <w:r>
+        <w:rPr>
+          <w:rStyle w:val="af"/>
+          <w:rFonts w:ascii="Segoe UI" w:hAnsi="Segoe UI" w:cs="Segoe UI"/>
+          <w:color w:val="404040"/>
+          <w:shd w:val="clear" w:color="auto" w:fill="FCFCFC"/>
+        </w:rPr>
+        <w:t>指鹿为马</w:t>
+      </w:r>
+      <w:r>
+        <w:rPr>
+          <w:rFonts w:ascii="Segoe UI" w:hAnsi="Segoe UI" w:cs="Segoe UI"/>
+          <w:color w:val="404040"/>
+          <w:shd w:val="clear" w:color="auto" w:fill="FCFCFC"/>
+        </w:rPr>
+        <w:t>”</w:t>
+      </w:r>
+      <w:r>
+        <w:rPr>
+          <w:rFonts w:ascii="Segoe UI" w:hAnsi="Segoe UI" w:cs="Segoe UI"/>
+          <w:color w:val="404040"/>
+          <w:shd w:val="clear" w:color="auto" w:fill="FCFCFC"/>
+        </w:rPr>
+        <w:t>，将艺术作品等说成</w:t>
+      </w:r>
+      <w:r>
+        <w:rPr>
+          <w:rFonts w:ascii="Segoe UI" w:hAnsi="Segoe UI" w:cs="Segoe UI"/>
+          <w:color w:val="404040"/>
+          <w:shd w:val="clear" w:color="auto" w:fill="FCFCFC"/>
+        </w:rPr>
+        <w:t>“</w:t>
+      </w:r>
+      <w:r>
+        <w:rPr>
+          <w:rFonts w:ascii="Segoe UI" w:hAnsi="Segoe UI" w:cs="Segoe UI"/>
+          <w:color w:val="404040"/>
+          <w:shd w:val="clear" w:color="auto" w:fill="FCFCFC"/>
+        </w:rPr>
+        <w:t>虚假谣言</w:t>
+      </w:r>
+      <w:r>
+        <w:rPr>
+          <w:rFonts w:ascii="Segoe UI" w:hAnsi="Segoe UI" w:cs="Segoe UI"/>
+          <w:color w:val="404040"/>
+          <w:shd w:val="clear" w:color="auto" w:fill="FCFCFC"/>
+        </w:rPr>
+        <w:t>”</w:t>
+      </w:r>
+      <w:r>
+        <w:rPr>
+          <w:rFonts w:ascii="Segoe UI" w:hAnsi="Segoe UI" w:cs="Segoe UI"/>
+          <w:color w:val="404040"/>
+          <w:shd w:val="clear" w:color="auto" w:fill="FCFCFC"/>
+        </w:rPr>
+        <w:t>；</w:t>
+      </w:r>
+      <w:r>
+        <w:rPr>
+          <w:rFonts w:ascii="Segoe UI" w:hAnsi="Segoe UI" w:cs="Segoe UI"/>
+          <w:color w:val="404040"/>
+          <w:shd w:val="clear" w:color="auto" w:fill="FCFCFC"/>
+        </w:rPr>
+        <w:t xml:space="preserve"> </w:t>
+      </w:r>
+      <w:r>
+        <w:rPr>
+          <w:rFonts w:ascii="Segoe UI" w:hAnsi="Segoe UI" w:cs="Segoe UI"/>
+          <w:color w:val="404040"/>
+          <w:shd w:val="clear" w:color="auto" w:fill="FCFCFC"/>
+        </w:rPr>
+        <w:t>而且他可以</w:t>
+      </w:r>
+      <w:r>
+        <w:rPr>
+          <w:rFonts w:ascii="Segoe UI" w:hAnsi="Segoe UI" w:cs="Segoe UI"/>
+          <w:color w:val="404040"/>
+          <w:shd w:val="clear" w:color="auto" w:fill="FCFCFC"/>
+        </w:rPr>
+        <w:t>“</w:t>
+      </w:r>
+      <w:r>
+        <w:rPr>
+          <w:rStyle w:val="af"/>
+          <w:rFonts w:ascii="Segoe UI" w:hAnsi="Segoe UI" w:cs="Segoe UI"/>
+          <w:color w:val="404040"/>
+          <w:shd w:val="clear" w:color="auto" w:fill="FCFCFC"/>
+        </w:rPr>
+        <w:t>点石成金</w:t>
+      </w:r>
+      <w:r>
+        <w:rPr>
+          <w:rFonts w:ascii="Segoe UI" w:hAnsi="Segoe UI" w:cs="Segoe UI"/>
+          <w:color w:val="404040"/>
+          <w:shd w:val="clear" w:color="auto" w:fill="FCFCFC"/>
+        </w:rPr>
+        <w:t>”</w:t>
+      </w:r>
+      <w:r>
+        <w:rPr>
+          <w:rFonts w:ascii="Segoe UI" w:hAnsi="Segoe UI" w:cs="Segoe UI"/>
+          <w:color w:val="404040"/>
+          <w:shd w:val="clear" w:color="auto" w:fill="FCFCFC"/>
+        </w:rPr>
+        <w:t>，将</w:t>
+      </w:r>
+      <w:r>
+        <w:rPr>
+          <w:rFonts w:ascii="Segoe UI" w:hAnsi="Segoe UI" w:cs="Segoe UI"/>
+          <w:color w:val="404040"/>
+          <w:shd w:val="clear" w:color="auto" w:fill="FCFCFC"/>
+        </w:rPr>
+        <w:t>“</w:t>
+      </w:r>
+      <w:r>
+        <w:rPr>
+          <w:rFonts w:ascii="Segoe UI" w:hAnsi="Segoe UI" w:cs="Segoe UI"/>
+          <w:color w:val="404040"/>
+          <w:shd w:val="clear" w:color="auto" w:fill="FCFCFC"/>
+        </w:rPr>
+        <w:t>高学历</w:t>
+      </w:r>
+      <w:r>
+        <w:rPr>
+          <w:rFonts w:ascii="Segoe UI" w:hAnsi="Segoe UI" w:cs="Segoe UI"/>
+          <w:color w:val="404040"/>
+          <w:shd w:val="clear" w:color="auto" w:fill="FCFCFC"/>
+        </w:rPr>
+        <w:t>”</w:t>
+      </w:r>
+      <w:r>
+        <w:rPr>
+          <w:rFonts w:ascii="Segoe UI" w:hAnsi="Segoe UI" w:cs="Segoe UI"/>
+          <w:color w:val="404040"/>
+          <w:shd w:val="clear" w:color="auto" w:fill="FCFCFC"/>
+        </w:rPr>
+        <w:t>变为</w:t>
+      </w:r>
+      <w:r>
+        <w:rPr>
+          <w:rFonts w:ascii="Segoe UI" w:hAnsi="Segoe UI" w:cs="Segoe UI"/>
+          <w:color w:val="404040"/>
+          <w:shd w:val="clear" w:color="auto" w:fill="FCFCFC"/>
+        </w:rPr>
+        <w:t>“</w:t>
+      </w:r>
+      <w:r>
+        <w:rPr>
+          <w:rFonts w:ascii="Segoe UI" w:hAnsi="Segoe UI" w:cs="Segoe UI"/>
+          <w:color w:val="404040"/>
+          <w:shd w:val="clear" w:color="auto" w:fill="FCFCFC"/>
+        </w:rPr>
+        <w:t>犯罪证据</w:t>
+      </w:r>
+      <w:r>
+        <w:rPr>
+          <w:rFonts w:ascii="Segoe UI" w:hAnsi="Segoe UI" w:cs="Segoe UI"/>
+          <w:color w:val="404040"/>
+          <w:shd w:val="clear" w:color="auto" w:fill="FCFCFC"/>
+        </w:rPr>
+        <w:t>”</w:t>
+      </w:r>
+      <w:r>
+        <w:rPr>
+          <w:rFonts w:ascii="Segoe UI" w:hAnsi="Segoe UI" w:cs="Segoe UI"/>
+          <w:color w:val="404040"/>
+          <w:shd w:val="clear" w:color="auto" w:fill="FCFCFC"/>
+        </w:rPr>
+        <w:t>；</w:t>
+      </w:r>
+      <w:r>
+        <w:rPr>
+          <w:rFonts w:ascii="Segoe UI" w:hAnsi="Segoe UI" w:cs="Segoe UI"/>
+          <w:color w:val="404040"/>
+          <w:shd w:val="clear" w:color="auto" w:fill="FCFCFC"/>
+        </w:rPr>
+        <w:t xml:space="preserve"> </w:t>
+      </w:r>
+      <w:r>
+        <w:rPr>
+          <w:rFonts w:ascii="Segoe UI" w:hAnsi="Segoe UI" w:cs="Segoe UI"/>
+          <w:color w:val="404040"/>
+          <w:shd w:val="clear" w:color="auto" w:fill="FCFCFC"/>
+        </w:rPr>
+        <w:t>他甚至可以</w:t>
+      </w:r>
+      <w:r>
+        <w:rPr>
+          <w:rFonts w:ascii="Segoe UI" w:hAnsi="Segoe UI" w:cs="Segoe UI"/>
+          <w:color w:val="404040"/>
+          <w:shd w:val="clear" w:color="auto" w:fill="FCFCFC"/>
+        </w:rPr>
+        <w:t>“</w:t>
+      </w:r>
+      <w:r>
+        <w:rPr>
+          <w:rStyle w:val="af"/>
+          <w:rFonts w:ascii="Segoe UI" w:hAnsi="Segoe UI" w:cs="Segoe UI"/>
+          <w:color w:val="404040"/>
+          <w:shd w:val="clear" w:color="auto" w:fill="FCFCFC"/>
+        </w:rPr>
+        <w:t>无中生有</w:t>
+      </w:r>
+      <w:r>
+        <w:rPr>
+          <w:rFonts w:ascii="Segoe UI" w:hAnsi="Segoe UI" w:cs="Segoe UI"/>
+          <w:color w:val="404040"/>
+          <w:shd w:val="clear" w:color="auto" w:fill="FCFCFC"/>
+        </w:rPr>
+        <w:t>”</w:t>
+      </w:r>
+      <w:r>
+        <w:rPr>
+          <w:rFonts w:ascii="Segoe UI" w:hAnsi="Segoe UI" w:cs="Segoe UI"/>
+          <w:color w:val="404040"/>
+          <w:shd w:val="clear" w:color="auto" w:fill="FCFCFC"/>
+        </w:rPr>
+        <w:t>，凭空捏造出</w:t>
+      </w:r>
+      <w:r>
+        <w:rPr>
+          <w:rFonts w:ascii="Segoe UI" w:hAnsi="Segoe UI" w:cs="Segoe UI"/>
+          <w:color w:val="404040"/>
+          <w:shd w:val="clear" w:color="auto" w:fill="FCFCFC"/>
+        </w:rPr>
+        <w:t>“</w:t>
+      </w:r>
+      <w:r>
+        <w:rPr>
+          <w:rFonts w:ascii="Segoe UI" w:hAnsi="Segoe UI" w:cs="Segoe UI"/>
+          <w:color w:val="404040"/>
+          <w:shd w:val="clear" w:color="auto" w:fill="FCFCFC"/>
+        </w:rPr>
+        <w:t>严重秩序混乱</w:t>
+      </w:r>
+      <w:r>
+        <w:rPr>
+          <w:rFonts w:ascii="Segoe UI" w:hAnsi="Segoe UI" w:cs="Segoe UI"/>
+          <w:color w:val="404040"/>
+          <w:shd w:val="clear" w:color="auto" w:fill="FCFCFC"/>
+        </w:rPr>
+        <w:t>”</w:t>
       </w:r>
       <w:r>
         <w:rPr>
@@ -27159,6 +27590,7 @@
           <w:color w:val="404040"/>
           <w:shd w:val="clear" w:color="auto" w:fill="FCFCFC"/>
         </w:rPr>
+        <w:lastRenderedPageBreak/>
         <w:t>总而言之，拨开昆明司法黑帮貌似大义凛然的指控和判决的虚假外衣，一旦深入到贴文具体内容，司法黑帮肮脏丑陋的真面目暴露得清清楚楚。</w:t>
       </w:r>
       <w:r>
@@ -27208,17 +27640,7 @@
           <w:color w:val="404040"/>
           <w:shd w:val="clear" w:color="auto" w:fill="FCFCFC"/>
         </w:rPr>
-        <w:t>否</w:t>
-      </w:r>
-      <w:r>
-        <w:rPr>
-          <w:rStyle w:val="af"/>
-          <w:rFonts w:ascii="Segoe UI" w:hAnsi="Segoe UI" w:cs="Segoe UI"/>
-          <w:color w:val="404040"/>
-          <w:shd w:val="clear" w:color="auto" w:fill="FCFCFC"/>
-        </w:rPr>
-        <w:lastRenderedPageBreak/>
-        <w:t>定</w:t>
+        <w:t>否定</w:t>
       </w:r>
       <w:r>
         <w:rPr>
@@ -28571,7 +28993,15 @@
           <w:color w:val="404040"/>
           <w:shd w:val="clear" w:color="auto" w:fill="FCFCFC"/>
         </w:rPr>
-        <w:t>而人类迄今为止基本上只有这两种认识方式，这样，面对复杂世界要达到完全的认识原则上是不可能的</w:t>
+        <w:t> </w:t>
+      </w:r>
+      <w:r>
+        <w:rPr>
+          <w:rFonts w:ascii="Segoe UI" w:hAnsi="Segoe UI" w:cs="Segoe UI"/>
+          <w:color w:val="404040"/>
+          <w:shd w:val="clear" w:color="auto" w:fill="FCFCFC"/>
+        </w:rPr>
+        <w:t>而人类基本上只有这两种认识方式，这样，面对复杂世界要达到完全的认识原则上是不可能的</w:t>
       </w:r>
       <w:r>
         <w:rPr>
@@ -28754,7 +29184,16 @@
           <w:color w:val="404040"/>
           <w:shd w:val="clear" w:color="auto" w:fill="FCFCFC"/>
         </w:rPr>
-        <w:t>当然，由于人类个人认识能力的局限性，贴文中缺点甚至错误在所难免，但将这些贴文直接</w:t>
+        <w:t>当然，由于人类个人认识能力的局限性，</w:t>
+      </w:r>
+      <w:r>
+        <w:rPr>
+          <w:rFonts w:ascii="Segoe UI" w:hAnsi="Segoe UI" w:cs="Segoe UI"/>
+          <w:color w:val="404040"/>
+          <w:shd w:val="clear" w:color="auto" w:fill="FCFCFC"/>
+        </w:rPr>
+        <w:lastRenderedPageBreak/>
+        <w:t>贴文中缺点甚至错误在所难免，但将这些贴文直接</w:t>
       </w:r>
       <w:r>
         <w:rPr>
@@ -28855,7 +29294,6 @@
         <w:rPr>
           <w:rFonts w:hint="eastAsia"/>
         </w:rPr>
-        <w:lastRenderedPageBreak/>
         <w:t>我的专业领域</w:t>
       </w:r>
       <w:r>
@@ -28997,7 +29435,7 @@
         </w:rPr>
         <w:t> </w:t>
       </w:r>
-      <w:hyperlink r:id="rId49" w:history="1">
+      <w:hyperlink r:id="rId52" w:history="1">
         <w:r>
           <w:rPr>
             <w:rStyle w:val="ac"/>
@@ -29158,7 +29596,7 @@
         </w:rPr>
         <w:t>等引入的【</w:t>
       </w:r>
-      <w:hyperlink r:id="rId50" w:history="1">
+      <w:hyperlink r:id="rId53" w:history="1">
         <w:r>
           <w:rPr>
             <w:rStyle w:val="ac"/>
@@ -29193,7 +29631,7 @@
         </w:rPr>
         <w:t>及【</w:t>
       </w:r>
-      <w:hyperlink r:id="rId51" w:history="1">
+      <w:hyperlink r:id="rId54" w:history="1">
         <w:r>
           <w:rPr>
             <w:rStyle w:val="ac"/>
@@ -29244,7 +29682,7 @@
         </w:rPr>
         <w:t>【</w:t>
       </w:r>
-      <w:hyperlink r:id="rId52" w:history="1">
+      <w:hyperlink r:id="rId55" w:history="1">
         <w:r>
           <w:rPr>
             <w:rStyle w:val="ac"/>
@@ -29298,7 +29736,7 @@
         </w:rPr>
         <w:t>在雪崩动力学中，信息传播被建模为【</w:t>
       </w:r>
-      <w:hyperlink r:id="rId53" w:history="1">
+      <w:hyperlink r:id="rId56" w:history="1">
         <w:r>
           <w:rPr>
             <w:rStyle w:val="ac"/>
@@ -29465,7 +29903,7 @@
         </w:rPr>
         <w:t>这就是【</w:t>
       </w:r>
-      <w:hyperlink r:id="rId54" w:history="1">
+      <w:hyperlink r:id="rId57" w:history="1">
         <w:r>
           <w:rPr>
             <w:rStyle w:val="ac"/>
@@ -29801,7 +30239,7 @@
         </w:rPr>
         <w:t>根据【</w:t>
       </w:r>
-      <w:hyperlink r:id="rId55" w:history="1">
+      <w:hyperlink r:id="rId58" w:history="1">
         <w:r>
           <w:rPr>
             <w:rStyle w:val="ac"/>
@@ -30513,7 +30951,16 @@
           <w:color w:val="404040"/>
           <w:shd w:val="clear" w:color="auto" w:fill="FCFCFC"/>
         </w:rPr>
-        <w:t>法律责任归咎于我这</w:t>
+        <w:t>法律责任</w:t>
+      </w:r>
+      <w:r>
+        <w:rPr>
+          <w:rFonts w:ascii="Segoe UI" w:hAnsi="Segoe UI" w:cs="Segoe UI"/>
+          <w:color w:val="404040"/>
+          <w:shd w:val="clear" w:color="auto" w:fill="FCFCFC"/>
+        </w:rPr>
+        <w:lastRenderedPageBreak/>
+        <w:t>归咎于我这</w:t>
       </w:r>
       <w:r>
         <w:rPr>
@@ -30595,16 +31042,7 @@
           <w:color w:val="404040"/>
           <w:shd w:val="clear" w:color="auto" w:fill="FCFCFC"/>
         </w:rPr>
-        <w:t>因为在这个状态下，边缘个体的转发并不是系统崩溃的根本原因，而只是一个触发因素，真正的原因是系统已经处于崩溃边缘</w:t>
-      </w:r>
-      <w:r>
-        <w:rPr>
-          <w:rFonts w:ascii="Segoe UI" w:hAnsi="Segoe UI" w:cs="Segoe UI"/>
-          <w:color w:val="404040"/>
-          <w:shd w:val="clear" w:color="auto" w:fill="FCFCFC"/>
-        </w:rPr>
-        <w:lastRenderedPageBreak/>
-        <w:t>的</w:t>
+        <w:t>因为在这个状态下，边缘个体的转发并不是系统崩溃的根本原因，而只是一个触发因素，真正的原因是系统已经处于崩溃边缘的</w:t>
       </w:r>
       <w:r>
         <w:rPr>
@@ -33446,7 +33884,7 @@
         </w:rPr>
         <w:t>【</w:t>
       </w:r>
-      <w:hyperlink r:id="rId56" w:history="1">
+      <w:hyperlink r:id="rId59" w:history="1">
         <w:r>
           <w:rPr>
             <w:rStyle w:val="ac"/>
@@ -33627,7 +34065,7 @@
         </w:rPr>
         <w:t>【</w:t>
       </w:r>
-      <w:hyperlink r:id="rId57" w:history="1">
+      <w:hyperlink r:id="rId60" w:history="1">
         <w:r>
           <w:rPr>
             <w:rStyle w:val="ac"/>
@@ -33746,7 +34184,7 @@
         </w:rPr>
         <w:t>习近平主席苦口婆心地【</w:t>
       </w:r>
-      <w:hyperlink r:id="rId58" w:history="1">
+      <w:hyperlink r:id="rId61" w:history="1">
         <w:r>
           <w:rPr>
             <w:rStyle w:val="ac"/>
@@ -34271,9 +34709,6 @@
     <w:p>
       <w:pPr>
         <w:ind w:firstLine="360"/>
-        <w:rPr>
-          <w:rFonts w:hint="eastAsia"/>
-        </w:rPr>
       </w:pPr>
     </w:p>
     <w:p>
@@ -34288,7 +34723,7 @@
         </w:rPr>
         <w:t>昆明司法黑帮在本案【</w:t>
       </w:r>
-      <w:hyperlink r:id="rId59" w:history="1">
+      <w:hyperlink r:id="rId62" w:history="1">
         <w:r>
           <w:rPr>
             <w:rStyle w:val="doc"/>
@@ -34355,7 +34790,7 @@
         </w:rPr>
         <w:t>【</w:t>
       </w:r>
-      <w:hyperlink r:id="rId60" w:anchor="ruling-court-logic" w:history="1">
+      <w:hyperlink r:id="rId63" w:anchor="ruling-court-logic" w:history="1">
         <w:r>
           <w:rPr>
             <w:rStyle w:val="std"/>
@@ -36173,8 +36608,6 @@
         </w:rPr>
         <w:t>。</w:t>
       </w:r>
-      <w:bookmarkStart w:id="2" w:name="_GoBack"/>
-      <w:bookmarkEnd w:id="2"/>
     </w:p>
     <w:p>
       <w:pPr>
@@ -37451,7 +37884,7 @@
         </w:rPr>
         <w:t>【</w:t>
       </w:r>
-      <w:hyperlink r:id="rId61" w:history="1">
+      <w:hyperlink r:id="rId64" w:history="1">
         <w:r>
           <w:rPr>
             <w:rStyle w:val="doc"/>
@@ -37486,7 +37919,7 @@
         </w:rPr>
         <w:t>【</w:t>
       </w:r>
-      <w:hyperlink r:id="rId62" w:history="1">
+      <w:hyperlink r:id="rId65" w:history="1">
         <w:r>
           <w:rPr>
             <w:rStyle w:val="doc"/>
@@ -37521,7 +37954,7 @@
         </w:rPr>
         <w:t>【</w:t>
       </w:r>
-      <w:hyperlink r:id="rId63" w:history="1">
+      <w:hyperlink r:id="rId66" w:history="1">
         <w:r>
           <w:rPr>
             <w:rStyle w:val="doc"/>

--- a/_downloads/c5b6ff6bbd8bda5b0fd464df5c686fc7/Letter.docx
+++ b/_downloads/c5b6ff6bbd8bda5b0fd464df5c686fc7/Letter.docx
@@ -15438,8 +15438,6 @@
         </w:rPr>
         <w:t> </w:t>
       </w:r>
-      <w:bookmarkStart w:id="1" w:name="_GoBack"/>
-      <w:bookmarkEnd w:id="1"/>
       <w:r>
         <w:rPr>
           <w:rFonts w:ascii="Segoe UI" w:hAnsi="Segoe UI" w:cs="Segoe UI"/>
@@ -18260,7 +18258,7 @@
           <w:numId w:val="2"/>
         </w:numPr>
       </w:pPr>
-      <w:bookmarkStart w:id="2" w:name="OLE_LINK2"/>
+      <w:bookmarkStart w:id="1" w:name="OLE_LINK2"/>
       <w:r>
         <w:rPr>
           <w:rFonts w:hint="eastAsia"/>
@@ -18273,7 +18271,7 @@
         </w:rPr>
         <w:t>和法官的荒唐滑稽戏</w:t>
       </w:r>
-      <w:bookmarkEnd w:id="2"/>
+      <w:bookmarkEnd w:id="1"/>
     </w:p>
     <w:p>
       <w:pPr>
@@ -31293,8 +31291,42 @@
           <w:color w:val="404040"/>
           <w:shd w:val="clear" w:color="auto" w:fill="FCFCFC"/>
         </w:rPr>
-        <w:t>积累潜能的直接</w:t>
-      </w:r>
+        <w:t>积累</w:t>
+      </w:r>
+      <w:r>
+        <w:rPr>
+          <w:rFonts w:ascii="Segoe UI" w:hAnsi="Segoe UI" w:cs="Segoe UI" w:hint="eastAsia"/>
+          <w:color w:val="404040"/>
+          <w:shd w:val="clear" w:color="auto" w:fill="FCFCFC"/>
+        </w:rPr>
+        <w:t>能量</w:t>
+      </w:r>
+      <w:r>
+        <w:rPr>
+          <w:rFonts w:ascii="Segoe UI" w:hAnsi="Segoe UI" w:cs="Segoe UI"/>
+          <w:color w:val="404040"/>
+          <w:shd w:val="clear" w:color="auto" w:fill="FCFCFC"/>
+        </w:rPr>
+        <w:t>的</w:t>
+      </w:r>
+      <w:r>
+        <w:rPr>
+          <w:rFonts w:ascii="Segoe UI" w:hAnsi="Segoe UI" w:cs="Segoe UI"/>
+          <w:color w:val="404040"/>
+          <w:shd w:val="clear" w:color="auto" w:fill="FCFCFC"/>
+        </w:rPr>
+        <w:t>潜</w:t>
+      </w:r>
+      <w:r>
+        <w:rPr>
+          <w:rFonts w:ascii="Segoe UI" w:hAnsi="Segoe UI" w:cs="Segoe UI" w:hint="eastAsia"/>
+          <w:color w:val="404040"/>
+          <w:shd w:val="clear" w:color="auto" w:fill="FCFCFC"/>
+        </w:rPr>
+        <w:t>在</w:t>
+      </w:r>
+      <w:bookmarkStart w:id="2" w:name="_GoBack"/>
+      <w:bookmarkEnd w:id="2"/>
       <w:r>
         <w:rPr>
           <w:rFonts w:ascii="Segoe UI" w:hAnsi="Segoe UI" w:cs="Segoe UI"/>

--- a/_downloads/c5b6ff6bbd8bda5b0fd464df5c686fc7/Letter.docx
+++ b/_downloads/c5b6ff6bbd8bda5b0fd464df5c686fc7/Letter.docx
@@ -9578,6 +9578,8 @@
           <w:numId w:val="2"/>
         </w:numPr>
       </w:pPr>
+      <w:bookmarkStart w:id="1" w:name="_GoBack"/>
+      <w:bookmarkEnd w:id="1"/>
       <w:r>
         <w:rPr>
           <w:rFonts w:hint="eastAsia"/>
@@ -10444,6 +10446,11 @@
     <w:p>
       <w:pPr>
         <w:ind w:firstLine="360"/>
+        <w:rPr>
+          <w:rFonts w:ascii="Segoe UI" w:hAnsi="Segoe UI" w:cs="Segoe UI"/>
+          <w:color w:val="404040"/>
+          <w:shd w:val="clear" w:color="auto" w:fill="FCFCFC"/>
+        </w:rPr>
       </w:pPr>
       <w:r>
         <w:rPr>
@@ -10467,21 +10474,20 @@
           <w:color w:val="404040"/>
           <w:shd w:val="clear" w:color="auto" w:fill="FCFCFC"/>
         </w:rPr>
-        <w:t>网络上的转发自然会对网络本身产生</w:t>
-      </w:r>
-      <w:r>
-        <w:rPr>
-          <w:rFonts w:ascii="Segoe UI" w:hAnsi="Segoe UI" w:cs="Segoe UI"/>
-          <w:color w:val="404040"/>
-          <w:shd w:val="clear" w:color="auto" w:fill="FCFCFC"/>
-        </w:rPr>
-        <w:t>“</w:t>
-      </w:r>
-      <w:r>
-        <w:rPr>
-          <w:rStyle w:val="af"/>
-          <w:rFonts w:ascii="Segoe UI" w:hAnsi="Segoe UI" w:cs="Segoe UI"/>
-          <w:color w:val="404040"/>
+        <w:t>网络上的零星转发肯定会对网络本身产生</w:t>
+      </w:r>
+      <w:r>
+        <w:rPr>
+          <w:rFonts w:ascii="Segoe UI" w:hAnsi="Segoe UI" w:cs="Segoe UI"/>
+          <w:color w:val="404040"/>
+          <w:shd w:val="clear" w:color="auto" w:fill="FCFCFC"/>
+        </w:rPr>
+        <w:t>“</w:t>
+      </w:r>
+      <w:r>
+        <w:rPr>
+          <w:b/>
+          <w:bCs/>
           <w:shd w:val="clear" w:color="auto" w:fill="FCFCFC"/>
         </w:rPr>
         <w:t>扰乱</w:t>
@@ -10500,7 +10506,39 @@
           <w:color w:val="404040"/>
           <w:shd w:val="clear" w:color="auto" w:fill="FCFCFC"/>
         </w:rPr>
-        <w:t>，正如我微不足道的的呼吸会影响整个地球大气圈。</w:t>
+        <w:t>（或用更专业的物理名词</w:t>
+      </w:r>
+      <w:r>
+        <w:rPr>
+          <w:rFonts w:ascii="Segoe UI" w:hAnsi="Segoe UI" w:cs="Segoe UI"/>
+          <w:color w:val="404040"/>
+          <w:shd w:val="clear" w:color="auto" w:fill="FCFCFC"/>
+        </w:rPr>
+        <w:t>“</w:t>
+      </w:r>
+      <w:r>
+        <w:rPr>
+          <w:rFonts w:ascii="Segoe UI" w:hAnsi="Segoe UI" w:cs="Segoe UI"/>
+          <w:color w:val="404040"/>
+          <w:shd w:val="clear" w:color="auto" w:fill="FCFCFC"/>
+        </w:rPr>
+        <w:t>涨落</w:t>
+      </w:r>
+      <w:r>
+        <w:rPr>
+          <w:rFonts w:ascii="Segoe UI" w:hAnsi="Segoe UI" w:cs="Segoe UI"/>
+          <w:color w:val="404040"/>
+          <w:shd w:val="clear" w:color="auto" w:fill="FCFCFC"/>
+        </w:rPr>
+        <w:t>”</w:t>
+      </w:r>
+      <w:r>
+        <w:rPr>
+          <w:rFonts w:ascii="Segoe UI" w:hAnsi="Segoe UI" w:cs="Segoe UI"/>
+          <w:color w:val="404040"/>
+          <w:shd w:val="clear" w:color="auto" w:fill="FCFCFC"/>
+        </w:rPr>
+        <w:t>），正如我微不足道的的呼吸会影响整个地球大气圈。</w:t>
       </w:r>
       <w:r>
         <w:rPr>
@@ -10528,9 +10566,8 @@
       </w:r>
       <w:r>
         <w:rPr>
-          <w:rStyle w:val="af"/>
-          <w:rFonts w:ascii="Segoe UI" w:hAnsi="Segoe UI" w:cs="Segoe UI"/>
-          <w:color w:val="404040"/>
+          <w:b/>
+          <w:bCs/>
           <w:shd w:val="clear" w:color="auto" w:fill="FCFCFC"/>
         </w:rPr>
         <w:t>可能</w:t>
@@ -10597,30 +10634,12 @@
           <w:color w:val="404040"/>
           <w:shd w:val="clear" w:color="auto" w:fill="FCFCFC"/>
         </w:rPr>
-        <w:t>，也会对整个宇宙产生影响，</w:t>
-      </w:r>
-      <w:r>
-        <w:rPr>
-          <w:rFonts w:ascii="Segoe UI" w:hAnsi="Segoe UI" w:cs="Segoe UI"/>
-          <w:color w:val="404040"/>
-          <w:shd w:val="clear" w:color="auto" w:fill="FCFCFC"/>
-        </w:rPr>
-        <w:t xml:space="preserve"> </w:t>
-      </w:r>
-      <w:r>
-        <w:rPr>
-          <w:rFonts w:ascii="Segoe UI" w:hAnsi="Segoe UI" w:cs="Segoe UI"/>
-          <w:color w:val="404040"/>
-          <w:shd w:val="clear" w:color="auto" w:fill="FCFCFC"/>
-        </w:rPr>
-        <w:t>这就是连爱因斯坦也无法理解的鬼魅般的【</w:t>
+        <w:t>，也会对整个宇宙产生影响，这就是连爱因斯坦也无法理解的鬼魅般的【</w:t>
       </w:r>
       <w:hyperlink r:id="rId23" w:history="1">
         <w:r>
           <w:rPr>
-            <w:rStyle w:val="ac"/>
-            <w:rFonts w:ascii="Segoe UI" w:hAnsi="Segoe UI" w:cs="Segoe UI"/>
-            <w:color w:val="2980B9"/>
+            <w:color w:val="404040"/>
             <w:shd w:val="clear" w:color="auto" w:fill="FCFCFC"/>
           </w:rPr>
           <w:t>量子纠缠</w:t>
@@ -10634,14 +10653,16 @@
         </w:rPr>
         <w:t>】效应。</w:t>
       </w:r>
-      <w:r>
-        <w:rPr>
-          <w:rFonts w:ascii="Segoe UI" w:hAnsi="Segoe UI" w:cs="Segoe UI"/>
-          <w:color w:val="404040"/>
-          <w:shd w:val="clear" w:color="auto" w:fill="FCFCFC"/>
-        </w:rPr>
-        <w:t xml:space="preserve"> </w:t>
-      </w:r>
+    </w:p>
+    <w:p>
+      <w:pPr>
+        <w:ind w:firstLine="360"/>
+        <w:rPr>
+          <w:rFonts w:ascii="Segoe UI" w:hAnsi="Segoe UI" w:cs="Segoe UI"/>
+          <w:color w:val="404040"/>
+          <w:shd w:val="clear" w:color="auto" w:fill="FCFCFC"/>
+        </w:rPr>
+      </w:pPr>
       <w:r>
         <w:rPr>
           <w:rFonts w:ascii="Segoe UI" w:hAnsi="Segoe UI" w:cs="Segoe UI"/>
@@ -10680,38 +10701,6 @@
           <w:color w:val="404040"/>
           <w:shd w:val="clear" w:color="auto" w:fill="FCFCFC"/>
         </w:rPr>
-        <w:t>或者</w:t>
-      </w:r>
-      <w:r>
-        <w:rPr>
-          <w:rFonts w:ascii="Segoe UI" w:hAnsi="Segoe UI" w:cs="Segoe UI"/>
-          <w:color w:val="404040"/>
-          <w:shd w:val="clear" w:color="auto" w:fill="FCFCFC"/>
-        </w:rPr>
-        <w:t>“</w:t>
-      </w:r>
-      <w:r>
-        <w:rPr>
-          <w:rFonts w:ascii="Segoe UI" w:hAnsi="Segoe UI" w:cs="Segoe UI"/>
-          <w:color w:val="404040"/>
-          <w:shd w:val="clear" w:color="auto" w:fill="FCFCFC"/>
-        </w:rPr>
-        <w:t>影响</w:t>
-      </w:r>
-      <w:r>
-        <w:rPr>
-          <w:rFonts w:ascii="Segoe UI" w:hAnsi="Segoe UI" w:cs="Segoe UI"/>
-          <w:color w:val="404040"/>
-          <w:shd w:val="clear" w:color="auto" w:fill="FCFCFC"/>
-        </w:rPr>
-        <w:t>”</w:t>
-      </w:r>
-      <w:r>
-        <w:rPr>
-          <w:rFonts w:ascii="Segoe UI" w:hAnsi="Segoe UI" w:cs="Segoe UI"/>
-          <w:color w:val="404040"/>
-          <w:shd w:val="clear" w:color="auto" w:fill="FCFCFC"/>
-        </w:rPr>
         <w:t>到达了什么程度，这就是一个</w:t>
       </w:r>
       <w:r>
@@ -10724,9 +10713,8 @@
       </w:r>
       <w:r>
         <w:rPr>
-          <w:rStyle w:val="af"/>
-          <w:rFonts w:ascii="Segoe UI" w:hAnsi="Segoe UI" w:cs="Segoe UI"/>
-          <w:color w:val="404040"/>
+          <w:b/>
+          <w:bCs/>
           <w:shd w:val="clear" w:color="auto" w:fill="FCFCFC"/>
         </w:rPr>
         <w:t>现实</w:t>
@@ -10777,159 +10765,207 @@
           <w:color w:val="404040"/>
           <w:shd w:val="clear" w:color="auto" w:fill="FCFCFC"/>
         </w:rPr>
-        <w:t>或者</w:t>
-      </w:r>
-      <w:r>
-        <w:rPr>
-          <w:rFonts w:ascii="Segoe UI" w:hAnsi="Segoe UI" w:cs="Segoe UI"/>
-          <w:color w:val="404040"/>
-          <w:shd w:val="clear" w:color="auto" w:fill="FCFCFC"/>
-        </w:rPr>
-        <w:t>“</w:t>
-      </w:r>
-      <w:r>
-        <w:rPr>
-          <w:rFonts w:ascii="Segoe UI" w:hAnsi="Segoe UI" w:cs="Segoe UI"/>
-          <w:color w:val="404040"/>
-          <w:shd w:val="clear" w:color="auto" w:fill="FCFCFC"/>
-        </w:rPr>
-        <w:t>影响</w:t>
-      </w:r>
-      <w:r>
-        <w:rPr>
-          <w:rFonts w:ascii="Segoe UI" w:hAnsi="Segoe UI" w:cs="Segoe UI"/>
-          <w:color w:val="404040"/>
-          <w:shd w:val="clear" w:color="auto" w:fill="FCFCFC"/>
-        </w:rPr>
-        <w:t>”</w:t>
-      </w:r>
-      <w:r>
-        <w:rPr>
-          <w:rFonts w:ascii="Segoe UI" w:hAnsi="Segoe UI" w:cs="Segoe UI"/>
-          <w:color w:val="404040"/>
-          <w:shd w:val="clear" w:color="auto" w:fill="FCFCFC"/>
-        </w:rPr>
-        <w:t>是可以进行物理测量，</w:t>
-      </w:r>
-      <w:r>
-        <w:rPr>
-          <w:rFonts w:ascii="Segoe UI" w:hAnsi="Segoe UI" w:cs="Segoe UI"/>
-          <w:color w:val="404040"/>
-          <w:shd w:val="clear" w:color="auto" w:fill="FCFCFC"/>
-        </w:rPr>
-        <w:t xml:space="preserve"> </w:t>
-      </w:r>
-      <w:r>
-        <w:rPr>
-          <w:rFonts w:ascii="Segoe UI" w:hAnsi="Segoe UI" w:cs="Segoe UI"/>
-          <w:color w:val="404040"/>
-          <w:shd w:val="clear" w:color="auto" w:fill="FCFCFC"/>
-        </w:rPr>
-        <w:t>也可以通过严格的科学理论模型（当然，这些模型就是为了描述物理现实而建立并随时接受现实的检验的）进行计算的。</w:t>
-      </w:r>
-      <w:r>
-        <w:rPr>
-          <w:rFonts w:ascii="Segoe UI" w:hAnsi="Segoe UI" w:cs="Segoe UI"/>
-          <w:color w:val="404040"/>
-          <w:shd w:val="clear" w:color="auto" w:fill="FCFCFC"/>
-        </w:rPr>
-        <w:t xml:space="preserve"> </w:t>
-      </w:r>
-      <w:r>
-        <w:rPr>
-          <w:rFonts w:ascii="Segoe UI" w:hAnsi="Segoe UI" w:cs="Segoe UI"/>
-          <w:color w:val="404040"/>
-          <w:shd w:val="clear" w:color="auto" w:fill="FCFCFC"/>
-        </w:rPr>
-        <w:t>现代网络科学可以证明，鉴于我账号在网络中的性质（</w:t>
-      </w:r>
-      <w:r>
-        <w:rPr>
-          <w:rStyle w:val="af"/>
-          <w:rFonts w:ascii="Segoe UI" w:hAnsi="Segoe UI" w:cs="Segoe UI"/>
-          <w:color w:val="404040"/>
-          <w:shd w:val="clear" w:color="auto" w:fill="FCFCFC"/>
-        </w:rPr>
-        <w:t>边缘节点</w:t>
-      </w:r>
-      <w:r>
-        <w:rPr>
-          <w:rFonts w:ascii="Segoe UI" w:hAnsi="Segoe UI" w:cs="Segoe UI"/>
-          <w:color w:val="404040"/>
-          <w:shd w:val="clear" w:color="auto" w:fill="FCFCFC"/>
-        </w:rPr>
-        <w:t>），我的任何网络活动都是非常微弱的，</w:t>
-      </w:r>
-      <w:r>
-        <w:rPr>
-          <w:rFonts w:ascii="Segoe UI" w:hAnsi="Segoe UI" w:cs="Segoe UI"/>
-          <w:color w:val="404040"/>
-          <w:shd w:val="clear" w:color="auto" w:fill="FCFCFC"/>
-        </w:rPr>
-        <w:t xml:space="preserve"> </w:t>
-      </w:r>
-      <w:r>
-        <w:rPr>
-          <w:rFonts w:ascii="Segoe UI" w:hAnsi="Segoe UI" w:cs="Segoe UI"/>
-          <w:color w:val="404040"/>
-          <w:shd w:val="clear" w:color="auto" w:fill="FCFCFC"/>
-        </w:rPr>
-        <w:t>甚至可以说是微不足道的，完全无法对整个网络系统产生任何实质性的影响。</w:t>
-      </w:r>
-      <w:r>
-        <w:rPr>
-          <w:rFonts w:ascii="Segoe UI" w:hAnsi="Segoe UI" w:cs="Segoe UI"/>
-          <w:color w:val="404040"/>
-          <w:shd w:val="clear" w:color="auto" w:fill="FCFCFC"/>
-        </w:rPr>
-        <w:t xml:space="preserve"> </w:t>
-      </w:r>
-      <w:r>
-        <w:rPr>
-          <w:rFonts w:ascii="Segoe UI" w:hAnsi="Segoe UI" w:cs="Segoe UI"/>
-          <w:color w:val="404040"/>
-          <w:shd w:val="clear" w:color="auto" w:fill="FCFCFC"/>
-        </w:rPr>
-        <w:t>例如，根据物理学家</w:t>
-      </w:r>
-      <w:r>
-        <w:rPr>
-          <w:rFonts w:ascii="Segoe UI" w:hAnsi="Segoe UI" w:cs="Segoe UI"/>
-          <w:color w:val="404040"/>
-          <w:shd w:val="clear" w:color="auto" w:fill="FCFCFC"/>
-        </w:rPr>
-        <w:t xml:space="preserve"> Cohen </w:t>
-      </w:r>
-      <w:r>
-        <w:rPr>
-          <w:rFonts w:ascii="Segoe UI" w:hAnsi="Segoe UI" w:cs="Segoe UI"/>
-          <w:color w:val="404040"/>
-          <w:shd w:val="clear" w:color="auto" w:fill="FCFCFC"/>
-        </w:rPr>
-        <w:t>等人的无标度网络的</w:t>
-      </w:r>
-      <w:r>
-        <w:rPr>
-          <w:rFonts w:ascii="Segoe UI" w:hAnsi="Segoe UI" w:cs="Segoe UI"/>
-          <w:color w:val="404040"/>
-          <w:shd w:val="clear" w:color="auto" w:fill="FCFCFC"/>
-        </w:rPr>
-        <w:t xml:space="preserve"> </w:t>
-      </w:r>
-      <w:r>
-        <w:rPr>
-          <w:rFonts w:ascii="Segoe UI" w:hAnsi="Segoe UI" w:cs="Segoe UI"/>
-          <w:color w:val="404040"/>
-          <w:shd w:val="clear" w:color="auto" w:fill="FCFCFC"/>
-        </w:rPr>
-        <w:t>著名的【</w:t>
+        <w:t>是可以进行物理测量，也可以通过严格的科学理论（当然，这些理论就是为了描述物理现实而建立并随时接受现实的检验的）进行计算的。</w:t>
+      </w:r>
+      <w:r>
+        <w:rPr>
+          <w:rFonts w:ascii="Segoe UI" w:hAnsi="Segoe UI" w:cs="Segoe UI"/>
+          <w:color w:val="404040"/>
+          <w:shd w:val="clear" w:color="auto" w:fill="FCFCFC"/>
+        </w:rPr>
+        <w:t xml:space="preserve"> </w:t>
+      </w:r>
+      <w:r>
+        <w:rPr>
+          <w:rFonts w:ascii="Segoe UI" w:hAnsi="Segoe UI" w:cs="Segoe UI"/>
+          <w:color w:val="404040"/>
+          <w:shd w:val="clear" w:color="auto" w:fill="FCFCFC"/>
+        </w:rPr>
+        <w:t>统计物理学基本原理【</w:t>
       </w:r>
       <w:hyperlink r:id="rId24" w:history="1">
         <w:r>
           <w:rPr>
-            <w:rStyle w:val="ac"/>
-            <w:rFonts w:ascii="Segoe UI" w:hAnsi="Segoe UI" w:cs="Segoe UI"/>
-            <w:color w:val="2980B9"/>
+            <w:color w:val="404040"/>
+            <w:shd w:val="clear" w:color="auto" w:fill="FCFCFC"/>
+          </w:rPr>
+          <w:t>涨落-耗散定理</w:t>
+        </w:r>
+      </w:hyperlink>
+      <w:r>
+        <w:rPr>
+          <w:rFonts w:ascii="Segoe UI" w:hAnsi="Segoe UI" w:cs="Segoe UI"/>
+          <w:color w:val="404040"/>
+          <w:shd w:val="clear" w:color="auto" w:fill="FCFCFC"/>
+        </w:rPr>
+        <w:t>】</w:t>
+      </w:r>
+      <w:r>
+        <w:rPr>
+          <w:rFonts w:ascii="Segoe UI" w:hAnsi="Segoe UI" w:cs="Segoe UI"/>
+          <w:color w:val="404040"/>
+          <w:shd w:val="clear" w:color="auto" w:fill="FCFCFC"/>
+        </w:rPr>
+        <w:t xml:space="preserve"> </w:t>
+      </w:r>
+      <w:r>
+        <w:rPr>
+          <w:rFonts w:ascii="Segoe UI" w:hAnsi="Segoe UI" w:cs="Segoe UI"/>
+          <w:color w:val="404040"/>
+          <w:shd w:val="clear" w:color="auto" w:fill="FCFCFC"/>
+        </w:rPr>
+        <w:t>告诉我们，任何稳态系统内的微观扰动均会受到内在阻尼机制的持续耗散，两者是对偶且守恒的。根据我过去十多年的</w:t>
+      </w:r>
+      <w:r>
+        <w:rPr>
+          <w:rFonts w:ascii="Segoe UI" w:hAnsi="Segoe UI" w:cs="Segoe UI"/>
+          <w:color w:val="404040"/>
+          <w:shd w:val="clear" w:color="auto" w:fill="FCFCFC"/>
+        </w:rPr>
+        <w:t>Twitter</w:t>
+      </w:r>
+      <w:r>
+        <w:rPr>
+          <w:rFonts w:ascii="Segoe UI" w:hAnsi="Segoe UI" w:cs="Segoe UI"/>
+          <w:color w:val="404040"/>
+          <w:shd w:val="clear" w:color="auto" w:fill="FCFCFC"/>
+        </w:rPr>
+        <w:t>账号转发行为、互动量、转评量无限趋近于零的基本事实，基本上可以确定：</w:t>
+      </w:r>
+      <w:r>
+        <w:rPr>
+          <w:rFonts w:ascii="Segoe UI" w:hAnsi="Segoe UI" w:cs="Segoe UI"/>
+          <w:color w:val="404040"/>
+          <w:shd w:val="clear" w:color="auto" w:fill="FCFCFC"/>
+        </w:rPr>
+        <w:t xml:space="preserve"> </w:t>
+      </w:r>
+      <w:r>
+        <w:rPr>
+          <w:rFonts w:ascii="Segoe UI" w:hAnsi="Segoe UI" w:cs="Segoe UI"/>
+          <w:color w:val="404040"/>
+          <w:shd w:val="clear" w:color="auto" w:fill="FCFCFC"/>
+        </w:rPr>
+        <w:t>我的这些零星转发在刚发生的瞬间，就已经被整个互联网舆论场巨大的、海量的系统本底耗散机制</w:t>
+      </w:r>
+      <w:r>
+        <w:rPr>
+          <w:rFonts w:ascii="Segoe UI" w:hAnsi="Segoe UI" w:cs="Segoe UI"/>
+          <w:color w:val="404040"/>
+          <w:shd w:val="clear" w:color="auto" w:fill="FCFCFC"/>
+        </w:rPr>
+        <w:t xml:space="preserve"> </w:t>
+      </w:r>
+      <w:r>
+        <w:rPr>
+          <w:rFonts w:ascii="Segoe UI" w:hAnsi="Segoe UI" w:cs="Segoe UI"/>
+          <w:color w:val="404040"/>
+          <w:shd w:val="clear" w:color="auto" w:fill="FCFCFC"/>
+        </w:rPr>
+        <w:t>（如平台过滤、注意力衰减、社会与法律阈值等）完全平抑、吸收并归零，</w:t>
+      </w:r>
+      <w:r>
+        <w:rPr>
+          <w:rFonts w:ascii="Segoe UI" w:hAnsi="Segoe UI" w:cs="Segoe UI"/>
+          <w:color w:val="404040"/>
+          <w:shd w:val="clear" w:color="auto" w:fill="FCFCFC"/>
+        </w:rPr>
+        <w:t xml:space="preserve"> </w:t>
+      </w:r>
+      <w:r>
+        <w:rPr>
+          <w:rFonts w:ascii="Segoe UI" w:hAnsi="Segoe UI" w:cs="Segoe UI"/>
+          <w:color w:val="404040"/>
+          <w:shd w:val="clear" w:color="auto" w:fill="FCFCFC"/>
+        </w:rPr>
+        <w:t>在物理世界上连一丝涟漪都未曾扩散出去。</w:t>
+      </w:r>
+    </w:p>
+    <w:p>
+      <w:pPr>
+        <w:ind w:firstLine="360"/>
+        <w:rPr>
+          <w:rFonts w:ascii="Segoe UI" w:hAnsi="Segoe UI" w:cs="Segoe UI"/>
+          <w:color w:val="404040"/>
+          <w:shd w:val="clear" w:color="auto" w:fill="FCFCFC"/>
+        </w:rPr>
+      </w:pPr>
+      <w:r>
+        <w:rPr>
+          <w:rFonts w:ascii="Segoe UI" w:hAnsi="Segoe UI" w:cs="Segoe UI"/>
+          <w:color w:val="404040"/>
+          <w:shd w:val="clear" w:color="auto" w:fill="FCFCFC"/>
+        </w:rPr>
+        <w:t>进一步，基于更具体的现代复杂网络科学也可以证明，鉴于我账号在网络中的性质（</w:t>
+      </w:r>
+      <w:r>
+        <w:rPr>
+          <w:b/>
+          <w:bCs/>
+          <w:shd w:val="clear" w:color="auto" w:fill="FCFCFC"/>
+        </w:rPr>
+        <w:t>长尾边缘节点</w:t>
+      </w:r>
+      <w:r>
+        <w:rPr>
+          <w:rFonts w:ascii="Segoe UI" w:hAnsi="Segoe UI" w:cs="Segoe UI"/>
+          <w:color w:val="404040"/>
+          <w:shd w:val="clear" w:color="auto" w:fill="FCFCFC"/>
+        </w:rPr>
+        <w:t>），</w:t>
+      </w:r>
+      <w:r>
+        <w:rPr>
+          <w:rFonts w:ascii="Segoe UI" w:hAnsi="Segoe UI" w:cs="Segoe UI"/>
+          <w:color w:val="404040"/>
+          <w:shd w:val="clear" w:color="auto" w:fill="FCFCFC"/>
+        </w:rPr>
+        <w:t xml:space="preserve"> </w:t>
+      </w:r>
+      <w:r>
+        <w:rPr>
+          <w:rFonts w:ascii="Segoe UI" w:hAnsi="Segoe UI" w:cs="Segoe UI"/>
+          <w:color w:val="404040"/>
+          <w:shd w:val="clear" w:color="auto" w:fill="FCFCFC"/>
+        </w:rPr>
+        <w:t>我的任何网络活动都是非常微弱的，甚至可以说是微不足道的，完全无法对整个网络系统产生任何实质性的影响。</w:t>
+      </w:r>
+      <w:r>
+        <w:rPr>
+          <w:rFonts w:ascii="Segoe UI" w:hAnsi="Segoe UI" w:cs="Segoe UI"/>
+          <w:color w:val="404040"/>
+          <w:shd w:val="clear" w:color="auto" w:fill="FCFCFC"/>
+        </w:rPr>
+        <w:t xml:space="preserve"> </w:t>
+      </w:r>
+      <w:r>
+        <w:rPr>
+          <w:rFonts w:ascii="Segoe UI" w:hAnsi="Segoe UI" w:cs="Segoe UI"/>
+          <w:color w:val="404040"/>
+          <w:shd w:val="clear" w:color="auto" w:fill="FCFCFC"/>
+        </w:rPr>
+        <w:t>例如，根据物理学家</w:t>
+      </w:r>
+      <w:r>
+        <w:rPr>
+          <w:rFonts w:ascii="Segoe UI" w:hAnsi="Segoe UI" w:cs="Segoe UI"/>
+          <w:color w:val="404040"/>
+          <w:shd w:val="clear" w:color="auto" w:fill="FCFCFC"/>
+        </w:rPr>
+        <w:t xml:space="preserve"> Cohen </w:t>
+      </w:r>
+      <w:r>
+        <w:rPr>
+          <w:rFonts w:ascii="Segoe UI" w:hAnsi="Segoe UI" w:cs="Segoe UI"/>
+          <w:color w:val="404040"/>
+          <w:shd w:val="clear" w:color="auto" w:fill="FCFCFC"/>
+        </w:rPr>
+        <w:t>等人的无标度网络的著名的【</w:t>
+      </w:r>
+      <w:hyperlink r:id="rId25" w:history="1">
+        <w:r>
+          <w:rPr>
+            <w:color w:val="404040"/>
             <w:shd w:val="clear" w:color="auto" w:fill="FCFCFC"/>
           </w:rPr>
           <w:t>临界阈值公式</w:t>
@@ -10941,53 +10977,92 @@
           <w:color w:val="404040"/>
           <w:shd w:val="clear" w:color="auto" w:fill="FCFCFC"/>
         </w:rPr>
-        <w:t>】，容易知道，</w:t>
-      </w:r>
-      <w:r>
-        <w:rPr>
-          <w:rFonts w:ascii="Segoe UI" w:hAnsi="Segoe UI" w:cs="Segoe UI"/>
-          <w:color w:val="404040"/>
-          <w:shd w:val="clear" w:color="auto" w:fill="FCFCFC"/>
-        </w:rPr>
-        <w:t xml:space="preserve"> </w:t>
-      </w:r>
-      <w:r>
-        <w:rPr>
-          <w:rFonts w:ascii="Segoe UI" w:hAnsi="Segoe UI" w:cs="Segoe UI"/>
-          <w:color w:val="404040"/>
-          <w:shd w:val="clear" w:color="auto" w:fill="FCFCFC"/>
-        </w:rPr>
-        <w:t>类似我这样的边缘节点，即使全部被干掉，也不会对网络产生实质性的影响。</w:t>
-      </w:r>
-      <w:r>
-        <w:rPr>
-          <w:rFonts w:ascii="Segoe UI" w:hAnsi="Segoe UI" w:cs="Segoe UI"/>
-          <w:color w:val="404040"/>
-          <w:shd w:val="clear" w:color="auto" w:fill="FCFCFC"/>
-        </w:rPr>
-        <w:t xml:space="preserve"> </w:t>
-      </w:r>
-      <w:r>
-        <w:rPr>
-          <w:rFonts w:ascii="Segoe UI" w:hAnsi="Segoe UI" w:cs="Segoe UI"/>
-          <w:color w:val="404040"/>
-          <w:shd w:val="clear" w:color="auto" w:fill="FCFCFC"/>
-        </w:rPr>
-        <w:t>这就是现代网络对边缘节点的所谓的极端的</w:t>
-      </w:r>
-      <w:r>
-        <w:rPr>
-          <w:rFonts w:ascii="Segoe UI" w:hAnsi="Segoe UI" w:cs="Segoe UI"/>
-          <w:color w:val="404040"/>
-          <w:shd w:val="clear" w:color="auto" w:fill="FCFCFC"/>
-        </w:rPr>
-        <w:t>“</w:t>
-      </w:r>
-      <w:r>
-        <w:rPr>
-          <w:rStyle w:val="af"/>
-          <w:rFonts w:ascii="Segoe UI" w:hAnsi="Segoe UI" w:cs="Segoe UI"/>
-          <w:color w:val="404040"/>
+        <w:t>】，容易知道，类似我这样的</w:t>
+      </w:r>
+      <w:r>
+        <w:rPr>
+          <w:rFonts w:ascii="Segoe UI" w:hAnsi="Segoe UI" w:cs="Segoe UI"/>
+          <w:color w:val="404040"/>
+          <w:shd w:val="clear" w:color="auto" w:fill="FCFCFC"/>
+        </w:rPr>
+        <w:t> </w:t>
+      </w:r>
+      <w:r>
+        <w:rPr>
+          <w:b/>
+          <w:bCs/>
+          <w:shd w:val="clear" w:color="auto" w:fill="FCFCFC"/>
+        </w:rPr>
+        <w:t>边缘节点</w:t>
+      </w:r>
+      <w:r>
+        <w:rPr>
+          <w:rFonts w:ascii="Segoe UI" w:hAnsi="Segoe UI" w:cs="Segoe UI"/>
+          <w:color w:val="404040"/>
+          <w:shd w:val="clear" w:color="auto" w:fill="FCFCFC"/>
+        </w:rPr>
+        <w:t>，即使全部被干掉，也不会对网络产生实质性的影响。</w:t>
+      </w:r>
+      <w:r>
+        <w:rPr>
+          <w:rFonts w:ascii="Segoe UI" w:hAnsi="Segoe UI" w:cs="Segoe UI"/>
+          <w:color w:val="404040"/>
+          <w:shd w:val="clear" w:color="auto" w:fill="FCFCFC"/>
+        </w:rPr>
+        <w:t xml:space="preserve"> </w:t>
+      </w:r>
+      <w:r>
+        <w:rPr>
+          <w:rFonts w:ascii="Segoe UI" w:hAnsi="Segoe UI" w:cs="Segoe UI"/>
+          <w:color w:val="404040"/>
+          <w:shd w:val="clear" w:color="auto" w:fill="FCFCFC"/>
+        </w:rPr>
+        <w:t>这就是现代网络对</w:t>
+      </w:r>
+      <w:r>
+        <w:rPr>
+          <w:rFonts w:ascii="Segoe UI" w:hAnsi="Segoe UI" w:cs="Segoe UI"/>
+          <w:color w:val="404040"/>
+          <w:shd w:val="clear" w:color="auto" w:fill="FCFCFC"/>
+        </w:rPr>
+        <w:t> </w:t>
+      </w:r>
+      <w:r>
+        <w:rPr>
+          <w:b/>
+          <w:bCs/>
+          <w:shd w:val="clear" w:color="auto" w:fill="FCFCFC"/>
+        </w:rPr>
+        <w:t>边缘节点</w:t>
+      </w:r>
+      <w:r>
+        <w:rPr>
+          <w:rFonts w:ascii="Segoe UI" w:hAnsi="Segoe UI" w:cs="Segoe UI"/>
+          <w:color w:val="404040"/>
+          <w:shd w:val="clear" w:color="auto" w:fill="FCFCFC"/>
+        </w:rPr>
+        <w:t> </w:t>
+      </w:r>
+      <w:r>
+        <w:rPr>
+          <w:rFonts w:ascii="Segoe UI" w:hAnsi="Segoe UI" w:cs="Segoe UI"/>
+          <w:color w:val="404040"/>
+          <w:shd w:val="clear" w:color="auto" w:fill="FCFCFC"/>
+        </w:rPr>
+        <w:t>的所谓的极端的</w:t>
+      </w:r>
+      <w:r>
+        <w:rPr>
+          <w:rFonts w:ascii="Segoe UI" w:hAnsi="Segoe UI" w:cs="Segoe UI"/>
+          <w:color w:val="404040"/>
+          <w:shd w:val="clear" w:color="auto" w:fill="FCFCFC"/>
+        </w:rPr>
+        <w:t>“</w:t>
+      </w:r>
+      <w:r>
+        <w:rPr>
+          <w:b/>
+          <w:bCs/>
           <w:shd w:val="clear" w:color="auto" w:fill="FCFCFC"/>
         </w:rPr>
         <w:t>鲁棒性</w:t>
@@ -11001,12 +11076,164 @@
         <w:t>”</w:t>
       </w:r>
       <w:r>
+        <w:rPr>
+          <w:rFonts w:ascii="Segoe UI" w:hAnsi="Segoe UI" w:cs="Segoe UI"/>
+          <w:color w:val="404040"/>
+          <w:shd w:val="clear" w:color="auto" w:fill="FCFCFC"/>
+        </w:rPr>
         <w:t>。</w:t>
       </w:r>
     </w:p>
     <w:p>
       <w:pPr>
         <w:ind w:firstLine="360"/>
+        <w:rPr>
+          <w:rFonts w:ascii="Segoe UI" w:hAnsi="Segoe UI" w:cs="Segoe UI"/>
+          <w:color w:val="404040"/>
+          <w:shd w:val="clear" w:color="auto" w:fill="FCFCFC"/>
+        </w:rPr>
+      </w:pPr>
+      <w:r>
+        <w:rPr>
+          <w:rFonts w:ascii="Segoe UI" w:hAnsi="Segoe UI" w:cs="Segoe UI"/>
+          <w:color w:val="404040"/>
+          <w:shd w:val="clear" w:color="auto" w:fill="FCFCFC"/>
+        </w:rPr>
+        <w:lastRenderedPageBreak/>
+        <w:t>显然，无论从常识还是科学的角度，我本人都不具备对网络或社会秩序造成任何实质性的影响</w:t>
+      </w:r>
+      <w:r>
+        <w:rPr>
+          <w:rFonts w:ascii="Segoe UI" w:hAnsi="Segoe UI" w:cs="Segoe UI" w:hint="eastAsia"/>
+          <w:color w:val="404040"/>
+          <w:shd w:val="clear" w:color="auto" w:fill="FCFCFC"/>
+        </w:rPr>
+        <w:t>的能力</w:t>
+      </w:r>
+      <w:r>
+        <w:rPr>
+          <w:rFonts w:ascii="Segoe UI" w:hAnsi="Segoe UI" w:cs="Segoe UI"/>
+          <w:color w:val="404040"/>
+          <w:shd w:val="clear" w:color="auto" w:fill="FCFCFC"/>
+        </w:rPr>
+        <w:t>。</w:t>
+      </w:r>
+      <w:r>
+        <w:rPr>
+          <w:rFonts w:ascii="Segoe UI" w:hAnsi="Segoe UI" w:cs="Segoe UI"/>
+          <w:color w:val="404040"/>
+          <w:shd w:val="clear" w:color="auto" w:fill="FCFCFC"/>
+        </w:rPr>
+        <w:t xml:space="preserve"> </w:t>
+      </w:r>
+      <w:r>
+        <w:rPr>
+          <w:rFonts w:ascii="Segoe UI" w:hAnsi="Segoe UI" w:cs="Segoe UI"/>
+          <w:color w:val="404040"/>
+          <w:shd w:val="clear" w:color="auto" w:fill="FCFCFC"/>
+        </w:rPr>
+        <w:t>因此，</w:t>
+      </w:r>
+      <w:r>
+        <w:rPr>
+          <w:rFonts w:ascii="Segoe UI" w:hAnsi="Segoe UI" w:cs="Segoe UI"/>
+          <w:color w:val="404040"/>
+          <w:shd w:val="clear" w:color="auto" w:fill="FCFCFC"/>
+        </w:rPr>
+        <w:t>“</w:t>
+      </w:r>
+      <w:r>
+        <w:rPr>
+          <w:rFonts w:ascii="Segoe UI" w:hAnsi="Segoe UI" w:cs="Segoe UI"/>
+          <w:color w:val="404040"/>
+          <w:shd w:val="clear" w:color="auto" w:fill="FCFCFC"/>
+        </w:rPr>
+        <w:t>造成公共秩序严重混乱</w:t>
+      </w:r>
+      <w:r>
+        <w:rPr>
+          <w:rFonts w:ascii="Segoe UI" w:hAnsi="Segoe UI" w:cs="Segoe UI"/>
+          <w:color w:val="404040"/>
+          <w:shd w:val="clear" w:color="auto" w:fill="FCFCFC"/>
+        </w:rPr>
+        <w:t>”</w:t>
+      </w:r>
+      <w:r>
+        <w:rPr>
+          <w:rFonts w:ascii="Segoe UI" w:hAnsi="Segoe UI" w:cs="Segoe UI"/>
+          <w:color w:val="404040"/>
+          <w:shd w:val="clear" w:color="auto" w:fill="FCFCFC"/>
+        </w:rPr>
+        <w:t>的</w:t>
+      </w:r>
+      <w:r>
+        <w:rPr>
+          <w:rFonts w:ascii="Segoe UI" w:hAnsi="Segoe UI" w:cs="Segoe UI"/>
+          <w:color w:val="404040"/>
+          <w:shd w:val="clear" w:color="auto" w:fill="FCFCFC"/>
+        </w:rPr>
+        <w:t>“</w:t>
+      </w:r>
+      <w:r>
+        <w:rPr>
+          <w:rFonts w:ascii="Segoe UI" w:hAnsi="Segoe UI" w:cs="Segoe UI"/>
+          <w:color w:val="404040"/>
+          <w:shd w:val="clear" w:color="auto" w:fill="FCFCFC"/>
+        </w:rPr>
+        <w:t>寻衅滋事罪</w:t>
+      </w:r>
+      <w:r>
+        <w:rPr>
+          <w:rFonts w:ascii="Segoe UI" w:hAnsi="Segoe UI" w:cs="Segoe UI"/>
+          <w:color w:val="404040"/>
+          <w:shd w:val="clear" w:color="auto" w:fill="FCFCFC"/>
+        </w:rPr>
+        <w:t>”</w:t>
+      </w:r>
+      <w:r>
+        <w:rPr>
+          <w:rFonts w:ascii="Segoe UI" w:hAnsi="Segoe UI" w:cs="Segoe UI"/>
+          <w:color w:val="404040"/>
+          <w:shd w:val="clear" w:color="auto" w:fill="FCFCFC"/>
+        </w:rPr>
+        <w:t>，对我而言在法理上属于必然无罪的</w:t>
+      </w:r>
+      <w:r>
+        <w:rPr>
+          <w:rFonts w:ascii="Segoe UI" w:hAnsi="Segoe UI" w:cs="Segoe UI"/>
+          <w:color w:val="404040"/>
+          <w:shd w:val="clear" w:color="auto" w:fill="FCFCFC"/>
+        </w:rPr>
+        <w:t>“</w:t>
+      </w:r>
+      <w:r>
+        <w:rPr>
+          <w:rFonts w:ascii="Segoe UI" w:hAnsi="Segoe UI" w:cs="Segoe UI"/>
+          <w:color w:val="404040"/>
+          <w:shd w:val="clear" w:color="auto" w:fill="FCFCFC"/>
+        </w:rPr>
+        <w:t>绝对不能犯</w:t>
+      </w:r>
+      <w:r>
+        <w:rPr>
+          <w:rFonts w:ascii="Segoe UI" w:hAnsi="Segoe UI" w:cs="Segoe UI"/>
+          <w:color w:val="404040"/>
+          <w:shd w:val="clear" w:color="auto" w:fill="FCFCFC"/>
+        </w:rPr>
+        <w:t>”</w:t>
+      </w:r>
+      <w:r>
+        <w:rPr>
+          <w:rFonts w:ascii="Segoe UI" w:hAnsi="Segoe UI" w:cs="Segoe UI"/>
+          <w:color w:val="404040"/>
+          <w:shd w:val="clear" w:color="auto" w:fill="FCFCFC"/>
+        </w:rPr>
+        <w:t>。</w:t>
+      </w:r>
+    </w:p>
+    <w:p>
+      <w:pPr>
+        <w:ind w:firstLine="360"/>
       </w:pPr>
       <w:r>
         <w:rPr>
@@ -11016,7 +11243,7 @@
         </w:rPr>
         <w:t>当然，可以进一步考虑到所谓的【</w:t>
       </w:r>
-      <w:hyperlink r:id="rId25" w:history="1">
+      <w:hyperlink r:id="rId26" w:history="1">
         <w:r>
           <w:rPr>
             <w:rStyle w:val="ac"/>
@@ -11033,23 +11260,7 @@
           <w:color w:val="404040"/>
           <w:shd w:val="clear" w:color="auto" w:fill="FCFCFC"/>
         </w:rPr>
-        <w:t>】，</w:t>
-      </w:r>
-      <w:r>
-        <w:rPr>
-          <w:rFonts w:ascii="Segoe UI" w:hAnsi="Segoe UI" w:cs="Segoe UI"/>
-          <w:color w:val="404040"/>
-          <w:shd w:val="clear" w:color="auto" w:fill="FCFCFC"/>
-        </w:rPr>
-        <w:t xml:space="preserve"> </w:t>
-      </w:r>
-      <w:r>
-        <w:rPr>
-          <w:rFonts w:ascii="Segoe UI" w:hAnsi="Segoe UI" w:cs="Segoe UI"/>
-          <w:color w:val="404040"/>
-          <w:shd w:val="clear" w:color="auto" w:fill="FCFCFC"/>
-        </w:rPr>
-        <w:t>即一个微小的扰动可能会引起整个复杂系统的巨大变化。这确实很有趣，也是我专门从事的</w:t>
+        <w:t>】，即一个微小的扰动可能会引起整个复杂系统的巨大变化。这确实很有趣，也是我专门从事的</w:t>
       </w:r>
       <w:r>
         <w:rPr>
@@ -11123,7 +11334,7 @@
         </w:rPr>
         <w:t> </w:t>
       </w:r>
-      <w:hyperlink r:id="rId26" w:anchor="subjective-avalanche" w:history="1">
+      <w:hyperlink r:id="rId27" w:anchor="subjective-avalanche" w:history="1">
         <w:r>
           <w:rPr>
             <w:rStyle w:val="std"/>
@@ -11183,32 +11394,72 @@
           <w:color w:val="404040"/>
           <w:shd w:val="clear" w:color="auto" w:fill="FCFCFC"/>
         </w:rPr>
-        <w:t>虽然从法律的角度，无需进行严格的科学分析，但法律的基本规定还是需要执法人员进</w:t>
-      </w:r>
-      <w:r>
-        <w:rPr>
-          <w:rFonts w:ascii="Segoe UI" w:hAnsi="Segoe UI" w:cs="Segoe UI"/>
-          <w:color w:val="404040"/>
-          <w:shd w:val="clear" w:color="auto" w:fill="FCFCFC"/>
-        </w:rPr>
-        <w:lastRenderedPageBreak/>
-        <w:t>行严格考量的。</w:t>
-      </w:r>
-      <w:r>
-        <w:rPr>
-          <w:rFonts w:ascii="Segoe UI" w:hAnsi="Segoe UI" w:cs="Segoe UI"/>
-          <w:color w:val="404040"/>
-          <w:shd w:val="clear" w:color="auto" w:fill="FCFCFC"/>
-        </w:rPr>
-        <w:t xml:space="preserve"> </w:t>
-      </w:r>
-      <w:r>
-        <w:rPr>
-          <w:rFonts w:ascii="Segoe UI" w:hAnsi="Segoe UI" w:cs="Segoe UI"/>
-          <w:color w:val="404040"/>
-          <w:shd w:val="clear" w:color="auto" w:fill="FCFCFC"/>
-        </w:rPr>
-        <w:t>中国刑法相关条文（如《两高解释》）对网络传播引起秩序</w:t>
+        <w:t>虽然从法律的角度，无需进行严格的科学分析，</w:t>
+      </w:r>
+      <w:r>
+        <w:rPr>
+          <w:rFonts w:ascii="Segoe UI" w:hAnsi="Segoe UI" w:cs="Segoe UI"/>
+          <w:color w:val="404040"/>
+          <w:shd w:val="clear" w:color="auto" w:fill="FCFCFC"/>
+        </w:rPr>
+        <w:t xml:space="preserve"> </w:t>
+      </w:r>
+      <w:r>
+        <w:rPr>
+          <w:rFonts w:ascii="Segoe UI" w:hAnsi="Segoe UI" w:cs="Segoe UI"/>
+          <w:color w:val="404040"/>
+          <w:shd w:val="clear" w:color="auto" w:fill="FCFCFC"/>
+        </w:rPr>
+        <w:t>但扰动是否达到刑法要求的</w:t>
+      </w:r>
+      <w:r>
+        <w:rPr>
+          <w:rFonts w:ascii="Segoe UI" w:hAnsi="Segoe UI" w:cs="Segoe UI"/>
+          <w:color w:val="404040"/>
+          <w:shd w:val="clear" w:color="auto" w:fill="FCFCFC"/>
+        </w:rPr>
+        <w:t>“</w:t>
+      </w:r>
+      <w:r>
+        <w:rPr>
+          <w:rStyle w:val="af"/>
+          <w:rFonts w:ascii="Segoe UI" w:hAnsi="Segoe UI" w:cs="Segoe UI"/>
+          <w:color w:val="404040"/>
+          <w:shd w:val="clear" w:color="auto" w:fill="FCFCFC"/>
+        </w:rPr>
+        <w:t>严重混乱</w:t>
+      </w:r>
+      <w:r>
+        <w:rPr>
+          <w:rFonts w:ascii="Segoe UI" w:hAnsi="Segoe UI" w:cs="Segoe UI"/>
+          <w:color w:val="404040"/>
+          <w:shd w:val="clear" w:color="auto" w:fill="FCFCFC"/>
+        </w:rPr>
+        <w:t>”</w:t>
+      </w:r>
+      <w:r>
+        <w:rPr>
+          <w:rFonts w:ascii="Segoe UI" w:hAnsi="Segoe UI" w:cs="Segoe UI"/>
+          <w:color w:val="404040"/>
+          <w:shd w:val="clear" w:color="auto" w:fill="FCFCFC"/>
+        </w:rPr>
+        <w:t>程度，</w:t>
+      </w:r>
+      <w:r>
+        <w:rPr>
+          <w:rFonts w:ascii="Segoe UI" w:hAnsi="Segoe UI" w:cs="Segoe UI"/>
+          <w:color w:val="404040"/>
+          <w:shd w:val="clear" w:color="auto" w:fill="FCFCFC"/>
+        </w:rPr>
+        <w:t xml:space="preserve"> </w:t>
+      </w:r>
+      <w:r>
+        <w:rPr>
+          <w:rFonts w:ascii="Segoe UI" w:hAnsi="Segoe UI" w:cs="Segoe UI"/>
+          <w:color w:val="404040"/>
+          <w:shd w:val="clear" w:color="auto" w:fill="FCFCFC"/>
+        </w:rPr>
+        <w:t>这就需要执法人员进行严格考量的，毕竟这应该是他们的本职工作。中国刑法相关条文（如《两高解释》）对网络传播引起秩序</w:t>
       </w:r>
       <w:r>
         <w:rPr>
@@ -11855,6 +12106,9 @@
     <w:p>
       <w:pPr>
         <w:ind w:firstLine="360"/>
+        <w:rPr>
+          <w:rFonts w:hint="eastAsia"/>
+        </w:rPr>
       </w:pPr>
       <w:r>
         <w:rPr>
@@ -11962,7 +12216,7 @@
         </w:rPr>
         <w:t>经过初步【</w:t>
       </w:r>
-      <w:hyperlink r:id="rId27" w:history="1">
+      <w:hyperlink r:id="rId28" w:history="1">
         <w:r>
           <w:rPr>
             <w:rStyle w:val="doc"/>
@@ -12013,7 +12267,7 @@
         </w:rPr>
         <w:t>【</w:t>
       </w:r>
-      <w:hyperlink r:id="rId28" w:history="1">
+      <w:hyperlink r:id="rId29" w:history="1">
         <w:r>
           <w:rPr>
             <w:rStyle w:val="doc"/>
@@ -12245,7 +12499,7 @@
         </w:rPr>
         <w:t>【参见：</w:t>
       </w:r>
-      <w:hyperlink r:id="rId29" w:history="1">
+      <w:hyperlink r:id="rId30" w:history="1">
         <w:r>
           <w:rPr>
             <w:rStyle w:val="doc"/>
@@ -12466,7 +12720,7 @@
         </w:rPr>
         <w:t>【</w:t>
       </w:r>
-      <w:hyperlink r:id="rId30" w:history="1">
+      <w:hyperlink r:id="rId31" w:history="1">
         <w:r>
           <w:rPr>
             <w:rStyle w:val="ac"/>
@@ -12576,7 +12830,7 @@
         </w:rPr>
         <w:t>【</w:t>
       </w:r>
-      <w:hyperlink r:id="rId31" w:history="1">
+      <w:hyperlink r:id="rId32" w:history="1">
         <w:r>
           <w:rPr>
             <w:rStyle w:val="doc"/>
@@ -12733,6 +12987,7 @@
           <w:color w:val="404040"/>
           <w:shd w:val="clear" w:color="auto" w:fill="FCFCFC"/>
         </w:rPr>
+        <w:lastRenderedPageBreak/>
         <w:t>因为与西方纯粹理性思考方式不同，中华文明本质上是种具有感性或象征性的艺术审美文化。</w:t>
       </w:r>
       <w:r>
@@ -13144,16 +13399,7 @@
           <w:color w:val="404040"/>
           <w:shd w:val="clear" w:color="auto" w:fill="FCFCFC"/>
         </w:rPr>
-        <w:t>之罪就地正法真是伟大光荣正确，他们才是真正的民族英雄而</w:t>
-      </w:r>
-      <w:r>
-        <w:rPr>
-          <w:rFonts w:ascii="Segoe UI" w:hAnsi="Segoe UI" w:cs="Segoe UI"/>
-          <w:color w:val="404040"/>
-          <w:shd w:val="clear" w:color="auto" w:fill="FCFCFC"/>
-        </w:rPr>
-        <w:lastRenderedPageBreak/>
-        <w:t>岳飞不是。</w:t>
+        <w:t>之罪就地正法真是伟大光荣正确，他们才是真正的民族英雄而岳飞不是。</w:t>
       </w:r>
       <w:r>
         <w:rPr>
@@ -13211,7 +13457,7 @@
         </w:rPr>
         <w:t>【</w:t>
       </w:r>
-      <w:hyperlink r:id="rId32" w:history="1">
+      <w:hyperlink r:id="rId33" w:history="1">
         <w:r>
           <w:rPr>
             <w:rStyle w:val="ac"/>
@@ -13405,7 +13651,7 @@
         </w:rPr>
         <w:t>【</w:t>
       </w:r>
-      <w:hyperlink r:id="rId33" w:history="1">
+      <w:hyperlink r:id="rId34" w:history="1">
         <w:r>
           <w:rPr>
             <w:rStyle w:val="ac"/>
@@ -13456,7 +13702,7 @@
         </w:rPr>
         <w:t>【</w:t>
       </w:r>
-      <w:hyperlink r:id="rId34" w:history="1">
+      <w:hyperlink r:id="rId35" w:history="1">
         <w:r>
           <w:rPr>
             <w:rStyle w:val="ac"/>
@@ -13621,7 +13867,7 @@
         </w:rPr>
         <w:t>【</w:t>
       </w:r>
-      <w:hyperlink r:id="rId35" w:history="1">
+      <w:hyperlink r:id="rId36" w:history="1">
         <w:r>
           <w:rPr>
             <w:rStyle w:val="pre"/>
@@ -13769,7 +14015,7 @@
         </w:rPr>
         <w:t>【</w:t>
       </w:r>
-      <w:hyperlink r:id="rId36" w:history="1">
+      <w:hyperlink r:id="rId37" w:history="1">
         <w:r>
           <w:rPr>
             <w:rStyle w:val="pre"/>
@@ -13863,7 +14109,7 @@
         </w:rPr>
         <w:t xml:space="preserve"> “</w:t>
       </w:r>
-      <w:hyperlink r:id="rId37" w:history="1">
+      <w:hyperlink r:id="rId38" w:history="1">
         <w:r>
           <w:rPr>
             <w:rStyle w:val="ac"/>
@@ -14377,7 +14623,16 @@
           <w:color w:val="404040"/>
           <w:shd w:val="clear" w:color="auto" w:fill="FCFCFC"/>
         </w:rPr>
-        <w:t>作为一个学者尤其是从事跨学科专业研究领域的学者，了解跟踪学习参考评估各领域不同观点及其争论本就是重要的基本的研究方法和过程，</w:t>
+        <w:t>作为一个学者尤其是从事跨学科专业研究领</w:t>
+      </w:r>
+      <w:r>
+        <w:rPr>
+          <w:rFonts w:ascii="Segoe UI" w:hAnsi="Segoe UI" w:cs="Segoe UI"/>
+          <w:color w:val="404040"/>
+          <w:shd w:val="clear" w:color="auto" w:fill="FCFCFC"/>
+        </w:rPr>
+        <w:lastRenderedPageBreak/>
+        <w:t>域的学者，了解跟踪学习参考评估各领域不同观点及其争论本就是重要的基本的研究方法和过程，</w:t>
       </w:r>
       <w:r>
         <w:rPr>
@@ -14411,7 +14666,7 @@
         </w:rPr>
         <w:t>一篇关于【</w:t>
       </w:r>
-      <w:hyperlink r:id="rId38" w:history="1">
+      <w:hyperlink r:id="rId39" w:history="1">
         <w:r>
           <w:rPr>
             <w:rStyle w:val="ac"/>
@@ -14446,7 +14701,7 @@
         </w:rPr>
         <w:t>受到广泛关注的网络热帖【</w:t>
       </w:r>
-      <w:hyperlink r:id="rId39" w:history="1">
+      <w:hyperlink r:id="rId40" w:history="1">
         <w:r>
           <w:rPr>
             <w:rStyle w:val="ac"/>
@@ -14481,7 +14736,7 @@
         </w:rPr>
         <w:t>许章润教授的一些【</w:t>
       </w:r>
-      <w:hyperlink r:id="rId40" w:history="1">
+      <w:hyperlink r:id="rId41" w:history="1">
         <w:r>
           <w:rPr>
             <w:rStyle w:val="ac"/>
@@ -14516,7 +14771,7 @@
         </w:rPr>
         <w:t>美国总统【</w:t>
       </w:r>
-      <w:hyperlink r:id="rId41" w:history="1">
+      <w:hyperlink r:id="rId42" w:history="1">
         <w:r>
           <w:rPr>
             <w:rStyle w:val="ac"/>
@@ -14551,7 +14806,7 @@
         </w:rPr>
         <w:t>美国其它政要如前国务卿【</w:t>
       </w:r>
-      <w:hyperlink r:id="rId42" w:history="1">
+      <w:hyperlink r:id="rId43" w:history="1">
         <w:r>
           <w:rPr>
             <w:rStyle w:val="ac"/>
@@ -14774,16 +15029,7 @@
           <w:color w:val="404040"/>
           <w:shd w:val="clear" w:color="auto" w:fill="FCFCFC"/>
         </w:rPr>
-        <w:t>，仅仅只是他们</w:t>
-      </w:r>
-      <w:r>
-        <w:rPr>
-          <w:rFonts w:ascii="Segoe UI" w:hAnsi="Segoe UI" w:cs="Segoe UI"/>
-          <w:color w:val="404040"/>
-          <w:shd w:val="clear" w:color="auto" w:fill="FCFCFC"/>
-        </w:rPr>
-        <w:lastRenderedPageBreak/>
-        <w:t>故弄玄虚的搞笑表演而已；</w:t>
+        <w:t>，仅仅只是他们故弄玄虚的搞笑表演而已；</w:t>
       </w:r>
       <w:r>
         <w:rPr>
@@ -15446,7 +15692,7 @@
         </w:rPr>
         <w:t>比如《毛泽东选集》的【</w:t>
       </w:r>
-      <w:hyperlink r:id="rId43" w:history="1">
+      <w:hyperlink r:id="rId44" w:history="1">
         <w:r>
           <w:rPr>
             <w:rStyle w:val="ac"/>
@@ -15481,7 +15727,7 @@
         </w:rPr>
         <w:t>反映中国养老金现状的【</w:t>
       </w:r>
-      <w:hyperlink r:id="rId44" w:history="1">
+      <w:hyperlink r:id="rId45" w:history="1">
         <w:r>
           <w:rPr>
             <w:rStyle w:val="ac"/>
@@ -15516,7 +15762,7 @@
         </w:rPr>
         <w:t>《深圳青年报》发表的文章【</w:t>
       </w:r>
-      <w:hyperlink r:id="rId45" w:history="1">
+      <w:hyperlink r:id="rId46" w:history="1">
         <w:r>
           <w:rPr>
             <w:rStyle w:val="ac"/>
@@ -15551,7 +15797,7 @@
         </w:rPr>
         <w:t>关于【</w:t>
       </w:r>
-      <w:hyperlink r:id="rId46" w:history="1">
+      <w:hyperlink r:id="rId47" w:history="1">
         <w:r>
           <w:rPr>
             <w:rStyle w:val="ac"/>
@@ -16238,7 +16484,16 @@
           <w:color w:val="404040"/>
           <w:shd w:val="clear" w:color="auto" w:fill="FCFCFC"/>
         </w:rPr>
-        <w:t>这种情况下犯罪主体是谁？显然应该是故意伪造这些贴文的</w:t>
+        <w:t>这种情况下犯罪主体</w:t>
+      </w:r>
+      <w:r>
+        <w:rPr>
+          <w:rFonts w:ascii="Segoe UI" w:hAnsi="Segoe UI" w:cs="Segoe UI"/>
+          <w:color w:val="404040"/>
+          <w:shd w:val="clear" w:color="auto" w:fill="FCFCFC"/>
+        </w:rPr>
+        <w:lastRenderedPageBreak/>
+        <w:t>是谁？显然应该是故意伪造这些贴文的</w:t>
       </w:r>
       <w:r>
         <w:rPr>
@@ -16685,7 +16940,6 @@
           <w:color w:val="404040"/>
           <w:shd w:val="clear" w:color="auto" w:fill="FCFCFC"/>
         </w:rPr>
-        <w:lastRenderedPageBreak/>
         <w:t>“</w:t>
       </w:r>
       <w:r>
@@ -18258,7 +18512,7 @@
           <w:numId w:val="2"/>
         </w:numPr>
       </w:pPr>
-      <w:bookmarkStart w:id="1" w:name="OLE_LINK2"/>
+      <w:bookmarkStart w:id="2" w:name="OLE_LINK2"/>
       <w:r>
         <w:rPr>
           <w:rFonts w:hint="eastAsia"/>
@@ -18271,7 +18525,7 @@
         </w:rPr>
         <w:t>和法官的荒唐滑稽戏</w:t>
       </w:r>
-      <w:bookmarkEnd w:id="1"/>
+      <w:bookmarkEnd w:id="2"/>
     </w:p>
     <w:p>
       <w:pPr>
@@ -18489,7 +18743,7 @@
         </w:rPr>
         <w:t>于是自作聪明加上一堆貌似合理的【</w:t>
       </w:r>
-      <w:hyperlink r:id="rId47" w:anchor="judgment-court-logic" w:history="1">
+      <w:hyperlink r:id="rId48" w:anchor="judgment-court-logic" w:history="1">
         <w:r>
           <w:rPr>
             <w:rStyle w:val="std"/>
@@ -18853,6 +19107,7 @@
           <w:color w:val="404040"/>
           <w:shd w:val="clear" w:color="auto" w:fill="FCFCFC"/>
         </w:rPr>
+        <w:lastRenderedPageBreak/>
         <w:t>很显然，普法官也已经意识到昆明警方并无有效证据而他也无力给出我</w:t>
       </w:r>
       <w:r>
@@ -19735,7 +19990,6 @@
           <w:color w:val="404040"/>
           <w:shd w:val="clear" w:color="auto" w:fill="FCFCFC"/>
         </w:rPr>
-        <w:lastRenderedPageBreak/>
         <w:t>首先，普大法官一方面似乎非常</w:t>
       </w:r>
       <w:r>
@@ -20722,7 +20976,7 @@
         </w:rPr>
         <w:t>这种状态叫做【</w:t>
       </w:r>
-      <w:hyperlink r:id="rId48" w:history="1">
+      <w:hyperlink r:id="rId49" w:history="1">
         <w:r>
           <w:rPr>
             <w:rStyle w:val="ac"/>
@@ -22420,7 +22674,16 @@
           <w:color w:val="404040"/>
           <w:shd w:val="clear" w:color="auto" w:fill="FCFCFC"/>
         </w:rPr>
-        <w:t>而给出的批判建议；</w:t>
+        <w:t>而给出的批判建</w:t>
+      </w:r>
+      <w:r>
+        <w:rPr>
+          <w:rFonts w:ascii="Segoe UI" w:hAnsi="Segoe UI" w:cs="Segoe UI"/>
+          <w:color w:val="404040"/>
+          <w:shd w:val="clear" w:color="auto" w:fill="FCFCFC"/>
+        </w:rPr>
+        <w:lastRenderedPageBreak/>
+        <w:t>议；</w:t>
       </w:r>
       <w:r>
         <w:rPr>
@@ -22756,16 +23019,7 @@
           <w:color w:val="404040"/>
           <w:shd w:val="clear" w:color="auto" w:fill="FCFCFC"/>
         </w:rPr>
-        <w:t>其应用或执法过程完全不需要想象和虚构而只需要事实证据和严密的逻辑推</w:t>
-      </w:r>
-      <w:r>
-        <w:rPr>
-          <w:rFonts w:ascii="Segoe UI" w:hAnsi="Segoe UI" w:cs="Segoe UI"/>
-          <w:color w:val="404040"/>
-          <w:shd w:val="clear" w:color="auto" w:fill="FCFCFC"/>
-        </w:rPr>
-        <w:lastRenderedPageBreak/>
-        <w:t>断。</w:t>
+        <w:t>其应用或执法过程完全不需要想象和虚构而只需要事实证据和严密的逻辑推断。</w:t>
       </w:r>
       <w:r>
         <w:rPr>
@@ -24651,7 +24905,17 @@
           <w:color w:val="404040"/>
           <w:shd w:val="clear" w:color="auto" w:fill="FCFCFC"/>
         </w:rPr>
-        <w:t>攻击侮辱</w:t>
+        <w:t>攻</w:t>
+      </w:r>
+      <w:r>
+        <w:rPr>
+          <w:rStyle w:val="af"/>
+          <w:rFonts w:ascii="Segoe UI" w:hAnsi="Segoe UI" w:cs="Segoe UI"/>
+          <w:color w:val="404040"/>
+          <w:shd w:val="clear" w:color="auto" w:fill="FCFCFC"/>
+        </w:rPr>
+        <w:lastRenderedPageBreak/>
+        <w:t>击侮辱</w:t>
       </w:r>
       <w:r>
         <w:rPr>
@@ -25226,7 +25490,6 @@
           <w:color w:val="404040"/>
           <w:shd w:val="clear" w:color="auto" w:fill="FCFCFC"/>
         </w:rPr>
-        <w:lastRenderedPageBreak/>
         <w:t>难道普法官认为川普没有进行过这个演讲，或者认为川普演讲的内容被发贴人作了手脚完全不是视频中所呈现的？</w:t>
       </w:r>
       <w:r>
@@ -25912,7 +26175,7 @@
         </w:rPr>
         <w:t>共获【</w:t>
       </w:r>
-      <w:hyperlink r:id="rId49" w:history="1">
+      <w:hyperlink r:id="rId50" w:history="1">
         <w:r>
           <w:rPr>
             <w:rStyle w:val="ac"/>
@@ -26526,7 +26789,7 @@
         </w:rPr>
         <w:t>在心理学上，普法官这种症状称为【</w:t>
       </w:r>
-      <w:hyperlink r:id="rId50" w:history="1">
+      <w:hyperlink r:id="rId51" w:history="1">
         <w:r>
           <w:rPr>
             <w:rStyle w:val="ac"/>
@@ -26685,7 +26948,7 @@
         </w:rPr>
         <w:t>毕竟，从判决书里【</w:t>
       </w:r>
-      <w:hyperlink r:id="rId51" w:anchor="judgment-court-logic" w:history="1">
+      <w:hyperlink r:id="rId52" w:anchor="judgment-court-logic" w:history="1">
         <w:r>
           <w:rPr>
             <w:rStyle w:val="std"/>
@@ -27168,7 +27431,16 @@
           <w:color w:val="404040"/>
           <w:shd w:val="clear" w:color="auto" w:fill="FCFCFC"/>
         </w:rPr>
-        <w:t>，必将导致对人类文明的彻底的否定和颠覆。这里仅就</w:t>
+        <w:t>，必将导致对人类文明的彻底的否定和颠覆。这里仅</w:t>
+      </w:r>
+      <w:r>
+        <w:rPr>
+          <w:rFonts w:ascii="Segoe UI" w:hAnsi="Segoe UI" w:cs="Segoe UI"/>
+          <w:color w:val="404040"/>
+          <w:shd w:val="clear" w:color="auto" w:fill="FCFCFC"/>
+        </w:rPr>
+        <w:lastRenderedPageBreak/>
+        <w:t>就</w:t>
       </w:r>
       <w:r>
         <w:rPr>
@@ -27588,7 +27860,6 @@
           <w:color w:val="404040"/>
           <w:shd w:val="clear" w:color="auto" w:fill="FCFCFC"/>
         </w:rPr>
-        <w:lastRenderedPageBreak/>
         <w:t>总而言之，拨开昆明司法黑帮貌似大义凛然的指控和判决的虚假外衣，一旦深入到贴文具体内容，司法黑帮肮脏丑陋的真面目暴露得清清楚楚。</w:t>
       </w:r>
       <w:r>
@@ -27679,23 +27950,7 @@
           <w:color w:val="404040"/>
           <w:shd w:val="clear" w:color="auto" w:fill="FCFCFC"/>
         </w:rPr>
-        <w:t>，</w:t>
-      </w:r>
-      <w:r>
-        <w:rPr>
-          <w:rFonts w:ascii="Segoe UI" w:hAnsi="Segoe UI" w:cs="Segoe UI"/>
-          <w:color w:val="404040"/>
-          <w:shd w:val="clear" w:color="auto" w:fill="FCFCFC"/>
-        </w:rPr>
-        <w:t xml:space="preserve"> </w:t>
-      </w:r>
-      <w:r>
-        <w:rPr>
-          <w:rFonts w:ascii="Segoe UI" w:hAnsi="Segoe UI" w:cs="Segoe UI"/>
-          <w:color w:val="404040"/>
-          <w:shd w:val="clear" w:color="auto" w:fill="FCFCFC"/>
-        </w:rPr>
-        <w:t>而且正好是其</w:t>
+        <w:t>，而且正好是其</w:t>
       </w:r>
       <w:r>
         <w:rPr>
@@ -28753,7 +29008,17 @@
           <w:color w:val="404040"/>
           <w:shd w:val="clear" w:color="auto" w:fill="FCFCFC"/>
         </w:rPr>
-        <w:t>理智的极限</w:t>
+        <w:t>理</w:t>
+      </w:r>
+      <w:r>
+        <w:rPr>
+          <w:rStyle w:val="af"/>
+          <w:rFonts w:ascii="Segoe UI" w:hAnsi="Segoe UI" w:cs="Segoe UI"/>
+          <w:color w:val="404040"/>
+          <w:shd w:val="clear" w:color="auto" w:fill="FCFCFC"/>
+        </w:rPr>
+        <w:lastRenderedPageBreak/>
+        <w:t>智的极限</w:t>
       </w:r>
       <w:r>
         <w:rPr>
@@ -29182,16 +29447,7 @@
           <w:color w:val="404040"/>
           <w:shd w:val="clear" w:color="auto" w:fill="FCFCFC"/>
         </w:rPr>
-        <w:t>当然，由于人类个人认识能力的局限性，</w:t>
-      </w:r>
-      <w:r>
-        <w:rPr>
-          <w:rFonts w:ascii="Segoe UI" w:hAnsi="Segoe UI" w:cs="Segoe UI"/>
-          <w:color w:val="404040"/>
-          <w:shd w:val="clear" w:color="auto" w:fill="FCFCFC"/>
-        </w:rPr>
-        <w:lastRenderedPageBreak/>
-        <w:t>贴文中缺点甚至错误在所难免，但将这些贴文直接</w:t>
+        <w:t>当然，由于人类个人认识能力的局限性，贴文中缺点甚至错误在所难免，但将这些贴文直接</w:t>
       </w:r>
       <w:r>
         <w:rPr>
@@ -29433,7 +29689,7 @@
         </w:rPr>
         <w:t> </w:t>
       </w:r>
-      <w:hyperlink r:id="rId52" w:history="1">
+      <w:hyperlink r:id="rId53" w:history="1">
         <w:r>
           <w:rPr>
             <w:rStyle w:val="ac"/>
@@ -29458,23 +29714,7 @@
           <w:color w:val="404040"/>
           <w:shd w:val="clear" w:color="auto" w:fill="FCFCFC"/>
         </w:rPr>
-        <w:t>】，</w:t>
-      </w:r>
-      <w:r>
-        <w:rPr>
-          <w:rFonts w:ascii="Segoe UI" w:hAnsi="Segoe UI" w:cs="Segoe UI"/>
-          <w:color w:val="404040"/>
-          <w:shd w:val="clear" w:color="auto" w:fill="FCFCFC"/>
-        </w:rPr>
-        <w:t xml:space="preserve"> </w:t>
-      </w:r>
-      <w:r>
-        <w:rPr>
-          <w:rFonts w:ascii="Segoe UI" w:hAnsi="Segoe UI" w:cs="Segoe UI"/>
-          <w:color w:val="404040"/>
-          <w:shd w:val="clear" w:color="auto" w:fill="FCFCFC"/>
-        </w:rPr>
-        <w:t>对其略知一二。这里简单介绍一些概念，并就本案给出一些个人浅见</w:t>
+        <w:t>】，对其略知一二。这里简单介绍一些概念，并就本案给出一些个人浅见</w:t>
       </w:r>
       <w:r>
         <w:rPr>
@@ -29594,7 +29834,7 @@
         </w:rPr>
         <w:t>等引入的【</w:t>
       </w:r>
-      <w:hyperlink r:id="rId53" w:history="1">
+      <w:hyperlink r:id="rId54" w:history="1">
         <w:r>
           <w:rPr>
             <w:rStyle w:val="ac"/>
@@ -29629,7 +29869,7 @@
         </w:rPr>
         <w:t>及【</w:t>
       </w:r>
-      <w:hyperlink r:id="rId54" w:history="1">
+      <w:hyperlink r:id="rId55" w:history="1">
         <w:r>
           <w:rPr>
             <w:rStyle w:val="ac"/>
@@ -29680,7 +29920,7 @@
         </w:rPr>
         <w:t>【</w:t>
       </w:r>
-      <w:hyperlink r:id="rId55" w:history="1">
+      <w:hyperlink r:id="rId56" w:history="1">
         <w:r>
           <w:rPr>
             <w:rStyle w:val="ac"/>
@@ -29734,7 +29974,7 @@
         </w:rPr>
         <w:t>在雪崩动力学中，信息传播被建模为【</w:t>
       </w:r>
-      <w:hyperlink r:id="rId56" w:history="1">
+      <w:hyperlink r:id="rId57" w:history="1">
         <w:r>
           <w:rPr>
             <w:rStyle w:val="ac"/>
@@ -29901,7 +30141,7 @@
         </w:rPr>
         <w:t>这就是【</w:t>
       </w:r>
-      <w:hyperlink r:id="rId57" w:history="1">
+      <w:hyperlink r:id="rId58" w:history="1">
         <w:r>
           <w:rPr>
             <w:rStyle w:val="ac"/>
@@ -30237,7 +30477,7 @@
         </w:rPr>
         <w:t>根据【</w:t>
       </w:r>
-      <w:hyperlink r:id="rId58" w:history="1">
+      <w:hyperlink r:id="rId59" w:history="1">
         <w:r>
           <w:rPr>
             <w:rStyle w:val="ac"/>
@@ -30503,7 +30743,17 @@
           <w:color w:val="404040"/>
           <w:shd w:val="clear" w:color="auto" w:fill="FCFCFC"/>
         </w:rPr>
-        <w:t>虚假命题</w:t>
+        <w:t>虚假命</w:t>
+      </w:r>
+      <w:r>
+        <w:rPr>
+          <w:rStyle w:val="af"/>
+          <w:rFonts w:ascii="Segoe UI" w:hAnsi="Segoe UI" w:cs="Segoe UI"/>
+          <w:color w:val="404040"/>
+          <w:shd w:val="clear" w:color="auto" w:fill="FCFCFC"/>
+        </w:rPr>
+        <w:lastRenderedPageBreak/>
+        <w:t>题</w:t>
       </w:r>
       <w:r>
         <w:rPr>
@@ -30949,16 +31199,7 @@
           <w:color w:val="404040"/>
           <w:shd w:val="clear" w:color="auto" w:fill="FCFCFC"/>
         </w:rPr>
-        <w:t>法律责任</w:t>
-      </w:r>
-      <w:r>
-        <w:rPr>
-          <w:rFonts w:ascii="Segoe UI" w:hAnsi="Segoe UI" w:cs="Segoe UI"/>
-          <w:color w:val="404040"/>
-          <w:shd w:val="clear" w:color="auto" w:fill="FCFCFC"/>
-        </w:rPr>
-        <w:lastRenderedPageBreak/>
-        <w:t>归咎于我这</w:t>
+        <w:t>法律责任归咎于我这</w:t>
       </w:r>
       <w:r>
         <w:rPr>
@@ -31325,8 +31566,6 @@
         </w:rPr>
         <w:t>在</w:t>
       </w:r>
-      <w:bookmarkStart w:id="2" w:name="_GoBack"/>
-      <w:bookmarkEnd w:id="2"/>
       <w:r>
         <w:rPr>
           <w:rFonts w:ascii="Segoe UI" w:hAnsi="Segoe UI" w:cs="Segoe UI"/>
@@ -32137,6 +32376,7 @@
           <w:color w:val="404040"/>
           <w:shd w:val="clear" w:color="auto" w:fill="FCFCFC"/>
         </w:rPr>
+        <w:lastRenderedPageBreak/>
         <w:t>从普会峻</w:t>
       </w:r>
       <w:r>
@@ -32544,7 +32784,6 @@
         <w:rPr>
           <w:rFonts w:hint="eastAsia"/>
         </w:rPr>
-        <w:lastRenderedPageBreak/>
         <w:t>控告与检举</w:t>
       </w:r>
     </w:p>
@@ -32707,144 +32946,129 @@
           <w:color w:val="404040"/>
           <w:shd w:val="clear" w:color="auto" w:fill="FCFCFC"/>
         </w:rPr>
+        <w:t>（如前所述，一位检察官已经供认不讳），程序违法</w:t>
+      </w:r>
+      <w:r>
+        <w:rPr>
+          <w:rFonts w:ascii="Segoe UI" w:hAnsi="Segoe UI" w:cs="Segoe UI"/>
+          <w:color w:val="404040"/>
+          <w:shd w:val="clear" w:color="auto" w:fill="FCFCFC"/>
+        </w:rPr>
+        <w:t xml:space="preserve"> </w:t>
+      </w:r>
+      <w:r>
+        <w:rPr>
+          <w:rFonts w:ascii="Segoe UI" w:hAnsi="Segoe UI" w:cs="Segoe UI"/>
+          <w:color w:val="404040"/>
+          <w:shd w:val="clear" w:color="auto" w:fill="FCFCFC"/>
+        </w:rPr>
+        <w:t>（</w:t>
+      </w:r>
+      <w:r>
+        <w:rPr>
+          <w:rFonts w:ascii="Segoe UI" w:hAnsi="Segoe UI" w:cs="Segoe UI"/>
+          <w:color w:val="404040"/>
+          <w:shd w:val="clear" w:color="auto" w:fill="FCFCFC"/>
+        </w:rPr>
+        <w:t>“</w:t>
+      </w:r>
+      <w:r>
+        <w:rPr>
+          <w:rFonts w:ascii="Segoe UI" w:hAnsi="Segoe UI" w:cs="Segoe UI"/>
+          <w:color w:val="404040"/>
+          <w:shd w:val="clear" w:color="auto" w:fill="FCFCFC"/>
+        </w:rPr>
+        <w:t>先抓捕，再罗织证据</w:t>
+      </w:r>
+      <w:r>
+        <w:rPr>
+          <w:rFonts w:ascii="Segoe UI" w:hAnsi="Segoe UI" w:cs="Segoe UI"/>
+          <w:color w:val="404040"/>
+          <w:shd w:val="clear" w:color="auto" w:fill="FCFCFC"/>
+        </w:rPr>
+        <w:t>”</w:t>
+      </w:r>
+      <w:r>
+        <w:rPr>
+          <w:rFonts w:ascii="Segoe UI" w:hAnsi="Segoe UI" w:cs="Segoe UI"/>
+          <w:color w:val="404040"/>
+          <w:shd w:val="clear" w:color="auto" w:fill="FCFCFC"/>
+        </w:rPr>
+        <w:t>的</w:t>
+      </w:r>
+      <w:r>
+        <w:rPr>
+          <w:rFonts w:ascii="Segoe UI" w:hAnsi="Segoe UI" w:cs="Segoe UI"/>
+          <w:color w:val="404040"/>
+          <w:shd w:val="clear" w:color="auto" w:fill="FCFCFC"/>
+        </w:rPr>
+        <w:t>“</w:t>
+      </w:r>
+      <w:r>
+        <w:rPr>
+          <w:rStyle w:val="af"/>
+          <w:rFonts w:ascii="Segoe UI" w:hAnsi="Segoe UI" w:cs="Segoe UI"/>
+          <w:color w:val="404040"/>
+          <w:shd w:val="clear" w:color="auto" w:fill="FCFCFC"/>
+        </w:rPr>
+        <w:t>零证据</w:t>
+      </w:r>
+      <w:r>
+        <w:rPr>
+          <w:rFonts w:ascii="Segoe UI" w:hAnsi="Segoe UI" w:cs="Segoe UI"/>
+          <w:color w:val="404040"/>
+          <w:shd w:val="clear" w:color="auto" w:fill="FCFCFC"/>
+        </w:rPr>
+        <w:t>”</w:t>
+      </w:r>
+      <w:r>
+        <w:rPr>
+          <w:rFonts w:ascii="Segoe UI" w:hAnsi="Segoe UI" w:cs="Segoe UI"/>
+          <w:color w:val="404040"/>
+          <w:shd w:val="clear" w:color="auto" w:fill="FCFCFC"/>
+        </w:rPr>
+        <w:t>启动；从未见搜查证或拘捕证等证件出示；抓捕多日都不通知家属；辱骂、恐吓，殴打、体罚、虐待等是执法基本手段；</w:t>
+      </w:r>
+      <w:r>
+        <w:rPr>
+          <w:rFonts w:ascii="Segoe UI" w:hAnsi="Segoe UI" w:cs="Segoe UI"/>
+          <w:color w:val="404040"/>
+          <w:shd w:val="clear" w:color="auto" w:fill="FCFCFC"/>
+        </w:rPr>
+        <w:t xml:space="preserve"> </w:t>
+      </w:r>
+      <w:r>
+        <w:rPr>
+          <w:rFonts w:ascii="Segoe UI" w:hAnsi="Segoe UI" w:cs="Segoe UI"/>
+          <w:color w:val="404040"/>
+          <w:shd w:val="clear" w:color="auto" w:fill="FCFCFC"/>
+        </w:rPr>
+        <w:t>审判不公开、辩护不允许、控告检举材料不被传送等等），</w:t>
+      </w:r>
+      <w:r>
+        <w:rPr>
+          <w:rFonts w:ascii="Segoe UI" w:hAnsi="Segoe UI" w:cs="Segoe UI"/>
+          <w:color w:val="404040"/>
+          <w:shd w:val="clear" w:color="auto" w:fill="FCFCFC"/>
+        </w:rPr>
         <w:t> </w:t>
       </w:r>
       <w:r>
         <w:rPr>
-          <w:rFonts w:ascii="Segoe UI" w:hAnsi="Segoe UI" w:cs="Segoe UI"/>
-          <w:color w:val="404040"/>
-          <w:shd w:val="clear" w:color="auto" w:fill="FCFCFC"/>
-        </w:rPr>
-        <w:t>（如前所述，一位检察官已经供认不讳），程序违法</w:t>
-      </w:r>
-      <w:r>
-        <w:rPr>
-          <w:rFonts w:ascii="Segoe UI" w:hAnsi="Segoe UI" w:cs="Segoe UI"/>
-          <w:color w:val="404040"/>
-          <w:shd w:val="clear" w:color="auto" w:fill="FCFCFC"/>
-        </w:rPr>
-        <w:t xml:space="preserve"> </w:t>
-      </w:r>
-      <w:r>
-        <w:rPr>
-          <w:rFonts w:ascii="Segoe UI" w:hAnsi="Segoe UI" w:cs="Segoe UI"/>
-          <w:color w:val="404040"/>
-          <w:shd w:val="clear" w:color="auto" w:fill="FCFCFC"/>
-        </w:rPr>
-        <w:t>（</w:t>
-      </w:r>
-      <w:r>
-        <w:rPr>
-          <w:rFonts w:ascii="Segoe UI" w:hAnsi="Segoe UI" w:cs="Segoe UI"/>
-          <w:color w:val="404040"/>
-          <w:shd w:val="clear" w:color="auto" w:fill="FCFCFC"/>
-        </w:rPr>
-        <w:t>“</w:t>
-      </w:r>
-      <w:r>
-        <w:rPr>
-          <w:rFonts w:ascii="Segoe UI" w:hAnsi="Segoe UI" w:cs="Segoe UI"/>
-          <w:color w:val="404040"/>
-          <w:shd w:val="clear" w:color="auto" w:fill="FCFCFC"/>
-        </w:rPr>
-        <w:t>先抓捕，再罗织证据</w:t>
-      </w:r>
-      <w:r>
-        <w:rPr>
-          <w:rFonts w:ascii="Segoe UI" w:hAnsi="Segoe UI" w:cs="Segoe UI"/>
-          <w:color w:val="404040"/>
-          <w:shd w:val="clear" w:color="auto" w:fill="FCFCFC"/>
-        </w:rPr>
-        <w:t>”</w:t>
-      </w:r>
-      <w:r>
-        <w:rPr>
-          <w:rFonts w:ascii="Segoe UI" w:hAnsi="Segoe UI" w:cs="Segoe UI"/>
-          <w:color w:val="404040"/>
-          <w:shd w:val="clear" w:color="auto" w:fill="FCFCFC"/>
-        </w:rPr>
-        <w:t>的</w:t>
-      </w:r>
-      <w:r>
-        <w:rPr>
-          <w:rFonts w:ascii="Segoe UI" w:hAnsi="Segoe UI" w:cs="Segoe UI"/>
-          <w:color w:val="404040"/>
-          <w:shd w:val="clear" w:color="auto" w:fill="FCFCFC"/>
-        </w:rPr>
-        <w:t>“</w:t>
-      </w:r>
-      <w:r>
-        <w:rPr>
-          <w:rStyle w:val="af"/>
-          <w:rFonts w:ascii="Segoe UI" w:hAnsi="Segoe UI" w:cs="Segoe UI"/>
-          <w:color w:val="404040"/>
-          <w:shd w:val="clear" w:color="auto" w:fill="FCFCFC"/>
-        </w:rPr>
-        <w:t>零证据</w:t>
-      </w:r>
-      <w:r>
-        <w:rPr>
-          <w:rFonts w:ascii="Segoe UI" w:hAnsi="Segoe UI" w:cs="Segoe UI"/>
-          <w:color w:val="404040"/>
-          <w:shd w:val="clear" w:color="auto" w:fill="FCFCFC"/>
-        </w:rPr>
-        <w:t>”</w:t>
-      </w:r>
-      <w:r>
-        <w:rPr>
-          <w:rFonts w:ascii="Segoe UI" w:hAnsi="Segoe UI" w:cs="Segoe UI"/>
-          <w:color w:val="404040"/>
-          <w:shd w:val="clear" w:color="auto" w:fill="FCFCFC"/>
-        </w:rPr>
-        <w:t>启动；</w:t>
-      </w:r>
-      <w:r>
-        <w:rPr>
-          <w:rFonts w:ascii="Segoe UI" w:hAnsi="Segoe UI" w:cs="Segoe UI"/>
-          <w:color w:val="404040"/>
-          <w:shd w:val="clear" w:color="auto" w:fill="FCFCFC"/>
-        </w:rPr>
-        <w:t xml:space="preserve"> </w:t>
-      </w:r>
-      <w:r>
-        <w:rPr>
-          <w:rFonts w:ascii="Segoe UI" w:hAnsi="Segoe UI" w:cs="Segoe UI"/>
-          <w:color w:val="404040"/>
-          <w:shd w:val="clear" w:color="auto" w:fill="FCFCFC"/>
-        </w:rPr>
-        <w:t>从未见搜查证或拘捕证等证件出示；</w:t>
-      </w:r>
-      <w:r>
-        <w:rPr>
-          <w:rFonts w:ascii="Segoe UI" w:hAnsi="Segoe UI" w:cs="Segoe UI"/>
-          <w:color w:val="404040"/>
-          <w:shd w:val="clear" w:color="auto" w:fill="FCFCFC"/>
-        </w:rPr>
-        <w:t xml:space="preserve"> </w:t>
-      </w:r>
-      <w:r>
-        <w:rPr>
-          <w:rFonts w:ascii="Segoe UI" w:hAnsi="Segoe UI" w:cs="Segoe UI"/>
-          <w:color w:val="404040"/>
-          <w:shd w:val="clear" w:color="auto" w:fill="FCFCFC"/>
-        </w:rPr>
-        <w:t>抓捕多日都不通知家属；辱骂、恐吓，殴打、体罚、虐待等是执法基本手段；</w:t>
-      </w:r>
-      <w:r>
-        <w:rPr>
-          <w:rFonts w:ascii="Segoe UI" w:hAnsi="Segoe UI" w:cs="Segoe UI"/>
-          <w:color w:val="404040"/>
-          <w:shd w:val="clear" w:color="auto" w:fill="FCFCFC"/>
-        </w:rPr>
-        <w:t xml:space="preserve"> </w:t>
-      </w:r>
-      <w:r>
-        <w:rPr>
-          <w:rFonts w:ascii="Segoe UI" w:hAnsi="Segoe UI" w:cs="Segoe UI"/>
-          <w:color w:val="404040"/>
-          <w:shd w:val="clear" w:color="auto" w:fill="FCFCFC"/>
-        </w:rPr>
-        <w:t>审判不公开、辩护不允许、控告检举材料不被传送等等），</w:t>
+          <w:rStyle w:val="af"/>
+          <w:rFonts w:ascii="Segoe UI" w:hAnsi="Segoe UI" w:cs="Segoe UI"/>
+          <w:color w:val="404040"/>
+          <w:shd w:val="clear" w:color="auto" w:fill="FCFCFC"/>
+        </w:rPr>
+        <w:t>非法拘禁</w:t>
+      </w:r>
+      <w:r>
+        <w:rPr>
+          <w:rFonts w:ascii="Segoe UI" w:hAnsi="Segoe UI" w:cs="Segoe UI"/>
+          <w:color w:val="404040"/>
+          <w:shd w:val="clear" w:color="auto" w:fill="FCFCFC"/>
+        </w:rPr>
+        <w:t>，</w:t>
       </w:r>
       <w:r>
         <w:rPr>
@@ -32861,7 +33085,7 @@
           <w:color w:val="404040"/>
           <w:shd w:val="clear" w:color="auto" w:fill="FCFCFC"/>
         </w:rPr>
-        <w:t>非法拘禁</w:t>
+        <w:t>暴力取证</w:t>
       </w:r>
       <w:r>
         <w:rPr>
@@ -32886,7 +33110,7 @@
           <w:color w:val="404040"/>
           <w:shd w:val="clear" w:color="auto" w:fill="FCFCFC"/>
         </w:rPr>
-        <w:t>暴力取证</w:t>
+        <w:t>刑讯逼供</w:t>
       </w:r>
       <w:r>
         <w:rPr>
@@ -32911,7 +33135,7 @@
           <w:color w:val="404040"/>
           <w:shd w:val="clear" w:color="auto" w:fill="FCFCFC"/>
         </w:rPr>
-        <w:t>刑讯逼供</w:t>
+        <w:t>滥用职权</w:t>
       </w:r>
       <w:r>
         <w:rPr>
@@ -32936,7 +33160,7 @@
           <w:color w:val="404040"/>
           <w:shd w:val="clear" w:color="auto" w:fill="FCFCFC"/>
         </w:rPr>
-        <w:t>滥用职权</w:t>
+        <w:t>歪曲事实</w:t>
       </w:r>
       <w:r>
         <w:rPr>
@@ -32961,7 +33185,7 @@
           <w:color w:val="404040"/>
           <w:shd w:val="clear" w:color="auto" w:fill="FCFCFC"/>
         </w:rPr>
-        <w:t>歪曲事实</w:t>
+        <w:t>捏造证据</w:t>
       </w:r>
       <w:r>
         <w:rPr>
@@ -32973,6 +33197,23 @@
       </w:r>
       <w:r>
         <w:rPr>
+          <w:rStyle w:val="af"/>
+          <w:rFonts w:ascii="Segoe UI" w:hAnsi="Segoe UI" w:cs="Segoe UI"/>
+          <w:color w:val="404040"/>
+          <w:shd w:val="clear" w:color="auto" w:fill="FCFCFC"/>
+        </w:rPr>
+        <w:t>造谣诽谤</w:t>
+      </w:r>
+      <w:r>
+        <w:rPr>
+          <w:rFonts w:ascii="Segoe UI" w:hAnsi="Segoe UI" w:cs="Segoe UI"/>
+          <w:color w:val="404040"/>
+          <w:shd w:val="clear" w:color="auto" w:fill="FCFCFC"/>
+        </w:rPr>
+        <w:t>，</w:t>
+      </w:r>
+      <w:r>
+        <w:rPr>
           <w:rFonts w:ascii="Segoe UI" w:hAnsi="Segoe UI" w:cs="Segoe UI"/>
           <w:color w:val="404040"/>
           <w:shd w:val="clear" w:color="auto" w:fill="FCFCFC"/>
@@ -32986,110 +33227,436 @@
           <w:color w:val="404040"/>
           <w:shd w:val="clear" w:color="auto" w:fill="FCFCFC"/>
         </w:rPr>
-        <w:t>捏造证据</w:t>
-      </w:r>
-      <w:r>
-        <w:rPr>
-          <w:rFonts w:ascii="Segoe UI" w:hAnsi="Segoe UI" w:cs="Segoe UI"/>
-          <w:color w:val="404040"/>
-          <w:shd w:val="clear" w:color="auto" w:fill="FCFCFC"/>
+        <w:t>枉法仲裁</w:t>
+      </w:r>
+      <w:r>
+        <w:rPr>
+          <w:rFonts w:ascii="Segoe UI" w:hAnsi="Segoe UI" w:cs="Segoe UI"/>
+          <w:color w:val="404040"/>
+          <w:shd w:val="clear" w:color="auto" w:fill="FCFCFC"/>
+        </w:rPr>
+        <w:t>，等等。这些都是显而易见的，完全不必多说</w:t>
+      </w:r>
+      <w:r>
+        <w:rPr>
+          <w:rFonts w:hint="eastAsia"/>
+        </w:rPr>
+        <w:t>。</w:t>
+      </w:r>
+    </w:p>
+    <w:p>
+      <w:pPr>
+        <w:ind w:firstLine="360"/>
+        <w:rPr>
+          <w:rFonts w:ascii="Segoe UI" w:eastAsia="宋体" w:hAnsi="Segoe UI" w:cs="Segoe UI"/>
+          <w:color w:val="404040"/>
+        </w:rPr>
+      </w:pPr>
+      <w:r>
+        <w:rPr>
+          <w:rFonts w:ascii="Segoe UI" w:eastAsia="宋体" w:hAnsi="Segoe UI" w:cs="Segoe UI"/>
+          <w:color w:val="404040"/>
+        </w:rPr>
+        <w:t>极具有讽刺意味的是，剥离掉办案人员头顶的</w:t>
+      </w:r>
+      <w:r>
+        <w:rPr>
+          <w:rFonts w:ascii="Segoe UI" w:eastAsia="宋体" w:hAnsi="Segoe UI" w:cs="Segoe UI"/>
+          <w:color w:val="404040"/>
+        </w:rPr>
+        <w:t>“</w:t>
+      </w:r>
+      <w:r>
+        <w:rPr>
+          <w:rFonts w:ascii="Segoe UI" w:eastAsia="宋体" w:hAnsi="Segoe UI" w:cs="Segoe UI"/>
+          <w:color w:val="404040"/>
+        </w:rPr>
+        <w:t>合法外衣</w:t>
+      </w:r>
+      <w:r>
+        <w:rPr>
+          <w:rFonts w:ascii="Segoe UI" w:eastAsia="宋体" w:hAnsi="Segoe UI" w:cs="Segoe UI"/>
+          <w:color w:val="404040"/>
+        </w:rPr>
+        <w:t>”</w:t>
+      </w:r>
+      <w:r>
+        <w:rPr>
+          <w:rFonts w:ascii="Segoe UI" w:eastAsia="宋体" w:hAnsi="Segoe UI" w:cs="Segoe UI"/>
+          <w:color w:val="404040"/>
         </w:rPr>
         <w:t>，</w:t>
       </w:r>
       <w:r>
         <w:rPr>
-          <w:rFonts w:ascii="Segoe UI" w:hAnsi="Segoe UI" w:cs="Segoe UI"/>
-          <w:color w:val="404040"/>
-          <w:shd w:val="clear" w:color="auto" w:fill="FCFCFC"/>
+          <w:rFonts w:ascii="Segoe UI" w:eastAsia="宋体" w:hAnsi="Segoe UI" w:cs="Segoe UI"/>
+          <w:color w:val="404040"/>
+        </w:rPr>
+        <w:t xml:space="preserve"> </w:t>
+      </w:r>
+      <w:r>
+        <w:rPr>
+          <w:rFonts w:ascii="Segoe UI" w:eastAsia="宋体" w:hAnsi="Segoe UI" w:cs="Segoe UI"/>
+          <w:color w:val="404040"/>
+        </w:rPr>
+        <w:t>直接依照</w:t>
+      </w:r>
+      <w:r>
+        <w:rPr>
+          <w:rFonts w:ascii="Segoe UI" w:eastAsia="宋体" w:hAnsi="Segoe UI" w:cs="Segoe UI"/>
+          <w:color w:val="404040"/>
+        </w:rPr>
+        <w:t>“</w:t>
+      </w:r>
+      <w:r>
+        <w:rPr>
+          <w:rFonts w:ascii="Segoe UI" w:eastAsia="宋体" w:hAnsi="Segoe UI" w:cs="Segoe UI"/>
+          <w:color w:val="404040"/>
+        </w:rPr>
+        <w:t>寻衅滋事罪</w:t>
+      </w:r>
+      <w:r>
+        <w:rPr>
+          <w:rFonts w:ascii="Segoe UI" w:eastAsia="宋体" w:hAnsi="Segoe UI" w:cs="Segoe UI"/>
+          <w:color w:val="404040"/>
+        </w:rPr>
+        <w:t>”</w:t>
+      </w:r>
+      <w:r>
+        <w:rPr>
+          <w:rFonts w:ascii="Segoe UI" w:eastAsia="宋体" w:hAnsi="Segoe UI" w:cs="Segoe UI"/>
+          <w:color w:val="404040"/>
+        </w:rPr>
+        <w:t>的构成要件来进行逻辑平移和比对，可以发现一个惊人的法理悖论：我的行为完全不符合该罪的构成要件，然而，相关执法人员的行为却完全符合该罪的构成要件。</w:t>
+      </w:r>
+      <w:r>
+        <w:rPr>
+          <w:rFonts w:ascii="Segoe UI" w:eastAsia="宋体" w:hAnsi="Segoe UI" w:cs="Segoe UI"/>
+          <w:color w:val="404040"/>
+        </w:rPr>
+        <w:t xml:space="preserve"> </w:t>
+      </w:r>
+      <w:r>
+        <w:rPr>
+          <w:rFonts w:ascii="Segoe UI" w:eastAsia="宋体" w:hAnsi="Segoe UI" w:cs="Segoe UI"/>
+          <w:color w:val="404040"/>
+        </w:rPr>
+        <w:t>且不论他们在物理空间中的对我本人进行的</w:t>
+      </w:r>
+      <w:r>
+        <w:rPr>
+          <w:rFonts w:ascii="Segoe UI" w:eastAsia="宋体" w:hAnsi="Segoe UI" w:cs="Segoe UI"/>
+          <w:color w:val="404040"/>
+        </w:rPr>
+        <w:t>“</w:t>
+      </w:r>
+      <w:r>
+        <w:rPr>
+          <w:rFonts w:ascii="Segoe UI" w:eastAsia="宋体" w:hAnsi="Segoe UI" w:cs="Segoe UI"/>
+          <w:color w:val="404040"/>
+        </w:rPr>
+        <w:t>随意殴打、辱骂、恐吓，强拿硬要或者任意损毁私人财物</w:t>
+      </w:r>
+      <w:r>
+        <w:rPr>
+          <w:rFonts w:ascii="Segoe UI" w:eastAsia="宋体" w:hAnsi="Segoe UI" w:cs="Segoe UI"/>
+          <w:color w:val="404040"/>
+        </w:rPr>
+        <w:t>”</w:t>
+      </w:r>
+      <w:r>
+        <w:rPr>
+          <w:rFonts w:ascii="Segoe UI" w:eastAsia="宋体" w:hAnsi="Segoe UI" w:cs="Segoe UI"/>
+          <w:color w:val="404040"/>
+        </w:rPr>
+        <w:t>，</w:t>
+      </w:r>
+      <w:r>
+        <w:rPr>
+          <w:rFonts w:ascii="Segoe UI" w:eastAsia="宋体" w:hAnsi="Segoe UI" w:cs="Segoe UI"/>
+          <w:color w:val="404040"/>
+        </w:rPr>
+        <w:t xml:space="preserve"> </w:t>
+      </w:r>
+      <w:r>
+        <w:rPr>
+          <w:rFonts w:ascii="Segoe UI" w:eastAsia="宋体" w:hAnsi="Segoe UI" w:cs="Segoe UI"/>
+          <w:color w:val="404040"/>
+        </w:rPr>
+        <w:t>仅仅考虑他们在网络空间中的</w:t>
+      </w:r>
+      <w:r>
+        <w:rPr>
+          <w:rFonts w:ascii="Segoe UI" w:eastAsia="宋体" w:hAnsi="Segoe UI" w:cs="Segoe UI"/>
+          <w:color w:val="404040"/>
+        </w:rPr>
+        <w:t>“</w:t>
+      </w:r>
+      <w:r>
+        <w:rPr>
+          <w:rFonts w:ascii="Segoe UI" w:eastAsia="宋体" w:hAnsi="Segoe UI" w:cs="Segoe UI"/>
+          <w:color w:val="404040"/>
+        </w:rPr>
+        <w:t>编造虚假信息、造成公共秩序严重混乱</w:t>
+      </w:r>
+      <w:r>
+        <w:rPr>
+          <w:rFonts w:ascii="Segoe UI" w:eastAsia="宋体" w:hAnsi="Segoe UI" w:cs="Segoe UI"/>
+          <w:color w:val="404040"/>
+        </w:rPr>
+        <w:t>”</w:t>
+      </w:r>
+      <w:r>
+        <w:rPr>
+          <w:rFonts w:ascii="Segoe UI" w:eastAsia="宋体" w:hAnsi="Segoe UI" w:cs="Segoe UI"/>
+          <w:color w:val="404040"/>
+        </w:rPr>
+        <w:t>的行为，就已经完全符合</w:t>
+      </w:r>
+      <w:r>
+        <w:rPr>
+          <w:rFonts w:ascii="Segoe UI" w:eastAsia="宋体" w:hAnsi="Segoe UI" w:cs="Segoe UI"/>
+          <w:color w:val="404040"/>
+        </w:rPr>
+        <w:t>“</w:t>
+      </w:r>
+      <w:r>
+        <w:rPr>
+          <w:rFonts w:ascii="Segoe UI" w:eastAsia="宋体" w:hAnsi="Segoe UI" w:cs="Segoe UI"/>
+          <w:color w:val="404040"/>
+        </w:rPr>
+        <w:t>寻衅滋事罪</w:t>
+      </w:r>
+      <w:r>
+        <w:rPr>
+          <w:rFonts w:ascii="Segoe UI" w:eastAsia="宋体" w:hAnsi="Segoe UI" w:cs="Segoe UI"/>
+          <w:color w:val="404040"/>
+        </w:rPr>
+        <w:t>”</w:t>
+      </w:r>
+      <w:r>
+        <w:rPr>
+          <w:rFonts w:ascii="Segoe UI" w:eastAsia="宋体" w:hAnsi="Segoe UI" w:cs="Segoe UI"/>
+          <w:color w:val="404040"/>
+        </w:rPr>
+        <w:t>的构成要件了。</w:t>
+      </w:r>
+    </w:p>
+    <w:p>
+      <w:pPr>
+        <w:ind w:firstLine="360"/>
+        <w:rPr>
+          <w:rFonts w:ascii="Segoe UI" w:eastAsia="宋体" w:hAnsi="Segoe UI" w:cs="Segoe UI"/>
+          <w:color w:val="404040"/>
+        </w:rPr>
+      </w:pPr>
+      <w:r>
+        <w:rPr>
+          <w:rFonts w:ascii="Segoe UI" w:eastAsia="宋体" w:hAnsi="Segoe UI" w:cs="Segoe UI"/>
+          <w:color w:val="404040"/>
+        </w:rPr>
+        <w:t>当公安侦查人员、检察官、法官跨越所有诉讼阶段，高度协同地</w:t>
+      </w:r>
+      <w:r>
+        <w:rPr>
+          <w:rFonts w:ascii="Segoe UI" w:eastAsia="宋体" w:hAnsi="Segoe UI" w:cs="Segoe UI"/>
+          <w:color w:val="404040"/>
+        </w:rPr>
+        <w:t>“</w:t>
+      </w:r>
+      <w:r>
+        <w:rPr>
+          <w:rFonts w:ascii="Segoe UI" w:eastAsia="宋体" w:hAnsi="Segoe UI" w:cs="Segoe UI"/>
+          <w:color w:val="404040"/>
+        </w:rPr>
+        <w:t>强行推动无据案件、歪曲事实、捏造虚假证据、违反法定程序、非法剥夺辩护权</w:t>
+      </w:r>
+      <w:r>
+        <w:rPr>
+          <w:rFonts w:ascii="Segoe UI" w:eastAsia="宋体" w:hAnsi="Segoe UI" w:cs="Segoe UI"/>
+          <w:color w:val="404040"/>
+        </w:rPr>
+        <w:t>”</w:t>
+      </w:r>
+      <w:r>
+        <w:rPr>
+          <w:rFonts w:ascii="Segoe UI" w:eastAsia="宋体" w:hAnsi="Segoe UI" w:cs="Segoe UI"/>
+          <w:color w:val="404040"/>
+        </w:rPr>
+        <w:t>，</w:t>
+      </w:r>
+      <w:r>
+        <w:rPr>
+          <w:rFonts w:ascii="Segoe UI" w:eastAsia="宋体" w:hAnsi="Segoe UI" w:cs="Segoe UI"/>
+          <w:color w:val="404040"/>
+        </w:rPr>
+        <w:t xml:space="preserve"> </w:t>
+      </w:r>
+      <w:r>
+        <w:rPr>
+          <w:rFonts w:ascii="Segoe UI" w:eastAsia="宋体" w:hAnsi="Segoe UI" w:cs="Segoe UI"/>
+          <w:color w:val="404040"/>
+        </w:rPr>
+        <w:t>这种跨诉讼阶段的通力</w:t>
+      </w:r>
+      <w:r>
+        <w:rPr>
+          <w:rFonts w:ascii="Segoe UI" w:eastAsia="宋体" w:hAnsi="Segoe UI" w:cs="Segoe UI"/>
+          <w:color w:val="404040"/>
+        </w:rPr>
+        <w:t>“</w:t>
+      </w:r>
+      <w:r>
+        <w:rPr>
+          <w:rFonts w:ascii="Segoe UI" w:eastAsia="宋体" w:hAnsi="Segoe UI" w:cs="Segoe UI"/>
+          <w:color w:val="404040"/>
+        </w:rPr>
+        <w:t>协作</w:t>
+      </w:r>
+      <w:r>
+        <w:rPr>
+          <w:rFonts w:ascii="Segoe UI" w:eastAsia="宋体" w:hAnsi="Segoe UI" w:cs="Segoe UI"/>
+          <w:color w:val="404040"/>
+        </w:rPr>
+        <w:t>”</w:t>
+      </w:r>
+      <w:r>
+        <w:rPr>
+          <w:rFonts w:ascii="Segoe UI" w:eastAsia="宋体" w:hAnsi="Segoe UI" w:cs="Segoe UI"/>
+          <w:color w:val="404040"/>
+        </w:rPr>
+        <w:t>，在实质上已经形成了一个旨在针对特定公民实施非法追诉的</w:t>
+      </w:r>
+      <w:r>
+        <w:rPr>
+          <w:rFonts w:ascii="Segoe UI" w:eastAsia="宋体" w:hAnsi="Segoe UI" w:cs="Segoe UI"/>
+          <w:color w:val="404040"/>
+        </w:rPr>
+        <w:t>“</w:t>
+      </w:r>
+      <w:r>
+        <w:rPr>
+          <w:rFonts w:ascii="Segoe UI" w:eastAsia="宋体" w:hAnsi="Segoe UI" w:cs="Segoe UI"/>
+          <w:color w:val="404040"/>
+        </w:rPr>
+        <w:t>结构化恶势力团伙</w:t>
+      </w:r>
+      <w:r>
+        <w:rPr>
+          <w:rFonts w:ascii="Segoe UI" w:eastAsia="宋体" w:hAnsi="Segoe UI" w:cs="Segoe UI"/>
+          <w:color w:val="404040"/>
+        </w:rPr>
+        <w:t>”</w:t>
+      </w:r>
+      <w:r>
+        <w:rPr>
+          <w:rFonts w:ascii="Segoe UI" w:eastAsia="宋体" w:hAnsi="Segoe UI" w:cs="Segoe UI"/>
+          <w:color w:val="404040"/>
+        </w:rPr>
+        <w:t>。</w:t>
+      </w:r>
+      <w:r>
+        <w:rPr>
+          <w:rFonts w:ascii="Segoe UI" w:eastAsia="宋体" w:hAnsi="Segoe UI" w:cs="Segoe UI"/>
+          <w:color w:val="404040"/>
+        </w:rPr>
+        <w:t xml:space="preserve"> </w:t>
+      </w:r>
+      <w:r>
+        <w:rPr>
+          <w:rFonts w:ascii="Segoe UI" w:eastAsia="宋体" w:hAnsi="Segoe UI" w:cs="Segoe UI"/>
+          <w:color w:val="404040"/>
+        </w:rPr>
+        <w:t>他们披着刑事追诉的合法外衣，在物理空间实施暴力、威胁和程序违法，在网络和司法空间编造虚假控罪、任意拔高、欺压学者，</w:t>
+      </w:r>
+      <w:r>
+        <w:rPr>
+          <w:rFonts w:ascii="Segoe UI" w:eastAsia="宋体" w:hAnsi="Segoe UI" w:cs="Segoe UI"/>
+          <w:color w:val="404040"/>
+        </w:rPr>
+        <w:t xml:space="preserve"> </w:t>
+      </w:r>
+      <w:r>
+        <w:rPr>
+          <w:rFonts w:ascii="Segoe UI" w:eastAsia="宋体" w:hAnsi="Segoe UI" w:cs="Segoe UI"/>
+          <w:color w:val="404040"/>
+        </w:rPr>
+        <w:t>其行为的社会危害性，才是真正对</w:t>
+      </w:r>
+      <w:r>
+        <w:rPr>
+          <w:rFonts w:ascii="Segoe UI" w:eastAsia="宋体" w:hAnsi="Segoe UI" w:cs="Segoe UI"/>
+          <w:color w:val="404040"/>
+        </w:rPr>
+        <w:t>“</w:t>
+      </w:r>
+      <w:r>
+        <w:rPr>
+          <w:rFonts w:ascii="Segoe UI" w:eastAsia="宋体" w:hAnsi="Segoe UI" w:cs="Segoe UI"/>
+          <w:color w:val="404040"/>
+        </w:rPr>
+        <w:t>公共秩序</w:t>
+      </w:r>
+      <w:r>
+        <w:rPr>
+          <w:rFonts w:ascii="Segoe UI" w:eastAsia="宋体" w:hAnsi="Segoe UI" w:cs="Segoe UI"/>
+          <w:color w:val="404040"/>
+        </w:rPr>
+        <w:t>”</w:t>
+      </w:r>
+      <w:r>
+        <w:rPr>
+          <w:rFonts w:ascii="Segoe UI" w:eastAsia="宋体" w:hAnsi="Segoe UI" w:cs="Segoe UI"/>
+          <w:color w:val="404040"/>
+        </w:rPr>
+        <w:t>和</w:t>
+      </w:r>
+      <w:r>
+        <w:rPr>
+          <w:rFonts w:ascii="Segoe UI" w:eastAsia="宋体" w:hAnsi="Segoe UI" w:cs="Segoe UI"/>
+          <w:color w:val="404040"/>
+        </w:rPr>
+        <w:t>“</w:t>
+      </w:r>
+      <w:r>
+        <w:rPr>
+          <w:rFonts w:ascii="Segoe UI" w:eastAsia="宋体" w:hAnsi="Segoe UI" w:cs="Segoe UI"/>
+          <w:color w:val="404040"/>
+        </w:rPr>
+        <w:t>社会主义法治</w:t>
+      </w:r>
+      <w:r>
+        <w:rPr>
+          <w:rFonts w:ascii="Segoe UI" w:eastAsia="宋体" w:hAnsi="Segoe UI" w:cs="Segoe UI"/>
+          <w:color w:val="404040"/>
+        </w:rPr>
+        <w:t>”</w:t>
+      </w:r>
+      <w:r>
+        <w:rPr>
+          <w:rFonts w:ascii="Segoe UI" w:eastAsia="宋体" w:hAnsi="Segoe UI" w:cs="Segoe UI"/>
+          <w:color w:val="404040"/>
+        </w:rPr>
+        <w:t>最彻底、最典型的</w:t>
+      </w:r>
+      <w:r>
+        <w:rPr>
+          <w:rFonts w:ascii="Segoe UI" w:eastAsia="宋体" w:hAnsi="Segoe UI" w:cs="Segoe UI"/>
+          <w:color w:val="404040"/>
         </w:rPr>
         <w:t> </w:t>
       </w:r>
       <w:r>
         <w:rPr>
-          <w:rStyle w:val="af"/>
-          <w:rFonts w:ascii="Segoe UI" w:hAnsi="Segoe UI" w:cs="Segoe UI"/>
-          <w:color w:val="404040"/>
-          <w:shd w:val="clear" w:color="auto" w:fill="FCFCFC"/>
-        </w:rPr>
-        <w:t>造谣诽谤</w:t>
-      </w:r>
-      <w:r>
-        <w:rPr>
-          <w:rFonts w:ascii="Segoe UI" w:hAnsi="Segoe UI" w:cs="Segoe UI"/>
-          <w:color w:val="404040"/>
-          <w:shd w:val="clear" w:color="auto" w:fill="FCFCFC"/>
-        </w:rPr>
-        <w:t>，</w:t>
-      </w:r>
-      <w:r>
-        <w:rPr>
-          <w:rFonts w:ascii="Segoe UI" w:hAnsi="Segoe UI" w:cs="Segoe UI"/>
-          <w:color w:val="404040"/>
-          <w:shd w:val="clear" w:color="auto" w:fill="FCFCFC"/>
-        </w:rPr>
-        <w:t> </w:t>
-      </w:r>
-      <w:r>
-        <w:rPr>
-          <w:rStyle w:val="af"/>
-          <w:rFonts w:ascii="Segoe UI" w:hAnsi="Segoe UI" w:cs="Segoe UI"/>
-          <w:color w:val="404040"/>
-          <w:shd w:val="clear" w:color="auto" w:fill="FCFCFC"/>
-        </w:rPr>
-        <w:t>枉法仲裁</w:t>
-      </w:r>
-      <w:r>
-        <w:rPr>
-          <w:rFonts w:ascii="Segoe UI" w:hAnsi="Segoe UI" w:cs="Segoe UI"/>
-          <w:color w:val="404040"/>
-          <w:shd w:val="clear" w:color="auto" w:fill="FCFCFC"/>
-        </w:rPr>
-        <w:t>，等等，</w:t>
-      </w:r>
-      <w:r>
-        <w:rPr>
-          <w:rFonts w:ascii="Segoe UI" w:hAnsi="Segoe UI" w:cs="Segoe UI"/>
-          <w:color w:val="404040"/>
-          <w:shd w:val="clear" w:color="auto" w:fill="FCFCFC"/>
-        </w:rPr>
-        <w:t xml:space="preserve"> </w:t>
-      </w:r>
-      <w:r>
-        <w:rPr>
-          <w:rFonts w:ascii="Segoe UI" w:hAnsi="Segoe UI" w:cs="Segoe UI"/>
-          <w:color w:val="404040"/>
-          <w:shd w:val="clear" w:color="auto" w:fill="FCFCFC"/>
-        </w:rPr>
-        <w:t>当然也有他们强加于我的</w:t>
-      </w:r>
-      <w:r>
-        <w:rPr>
-          <w:rFonts w:ascii="Segoe UI" w:hAnsi="Segoe UI" w:cs="Segoe UI"/>
-          <w:color w:val="404040"/>
-          <w:shd w:val="clear" w:color="auto" w:fill="FCFCFC"/>
-        </w:rPr>
-        <w:t> </w:t>
-      </w:r>
-      <w:r>
-        <w:rPr>
-          <w:rStyle w:val="af"/>
-          <w:rFonts w:ascii="Segoe UI" w:hAnsi="Segoe UI" w:cs="Segoe UI"/>
-          <w:color w:val="404040"/>
-          <w:shd w:val="clear" w:color="auto" w:fill="FCFCFC"/>
-        </w:rPr>
-        <w:t>寻衅滋事</w:t>
-      </w:r>
-      <w:r>
-        <w:rPr>
-          <w:rFonts w:ascii="Segoe UI" w:hAnsi="Segoe UI" w:cs="Segoe UI"/>
-          <w:color w:val="404040"/>
-          <w:shd w:val="clear" w:color="auto" w:fill="FCFCFC"/>
-        </w:rPr>
-        <w:t>。这些都是显而易见的，完全不必多说</w:t>
-      </w:r>
-      <w:r>
-        <w:rPr>
-          <w:rFonts w:hint="eastAsia"/>
+          <w:rFonts w:ascii="Segoe UI" w:eastAsia="宋体" w:hAnsi="Segoe UI" w:cs="Segoe UI"/>
+          <w:color w:val="404040"/>
+        </w:rPr>
+        <w:t>系统性寻衅滋事</w:t>
+      </w:r>
+      <w:r>
+        <w:rPr>
+          <w:rFonts w:ascii="Segoe UI" w:eastAsia="宋体" w:hAnsi="Segoe UI" w:cs="Segoe UI"/>
+          <w:color w:val="404040"/>
         </w:rPr>
         <w:t>。</w:t>
       </w:r>
@@ -33200,7 +33767,17 @@
           <w:color w:val="404040"/>
           <w:shd w:val="clear" w:color="auto" w:fill="FCFCFC"/>
         </w:rPr>
-        <w:t>公民生命权</w:t>
+        <w:t>公民生</w:t>
+      </w:r>
+      <w:r>
+        <w:rPr>
+          <w:rStyle w:val="af"/>
+          <w:rFonts w:ascii="Segoe UI" w:hAnsi="Segoe UI" w:cs="Segoe UI"/>
+          <w:color w:val="404040"/>
+          <w:shd w:val="clear" w:color="auto" w:fill="FCFCFC"/>
+        </w:rPr>
+        <w:lastRenderedPageBreak/>
+        <w:t>命权</w:t>
       </w:r>
       <w:r>
         <w:rPr>
@@ -33777,7 +34354,6 @@
         <w:rPr>
           <w:rFonts w:hint="eastAsia"/>
         </w:rPr>
-        <w:lastRenderedPageBreak/>
         <w:t>对党和国家各项路线、方针和政策的全面违反和否定</w:t>
       </w:r>
     </w:p>
@@ -33916,7 +34492,7 @@
         </w:rPr>
         <w:t>【</w:t>
       </w:r>
-      <w:hyperlink r:id="rId59" w:history="1">
+      <w:hyperlink r:id="rId60" w:history="1">
         <w:r>
           <w:rPr>
             <w:rStyle w:val="ac"/>
@@ -34097,7 +34673,7 @@
         </w:rPr>
         <w:t>【</w:t>
       </w:r>
-      <w:hyperlink r:id="rId60" w:history="1">
+      <w:hyperlink r:id="rId61" w:history="1">
         <w:r>
           <w:rPr>
             <w:rStyle w:val="ac"/>
@@ -34216,7 +34792,7 @@
         </w:rPr>
         <w:t>习近平主席苦口婆心地【</w:t>
       </w:r>
-      <w:hyperlink r:id="rId61" w:history="1">
+      <w:hyperlink r:id="rId62" w:history="1">
         <w:r>
           <w:rPr>
             <w:rStyle w:val="ac"/>
@@ -34403,7 +34979,14 @@
         <w:rPr>
           <w:rFonts w:hint="eastAsia"/>
         </w:rPr>
-        <w:t>，获得广泛的国际赞誉，并正在推进“一带一路”等实质性的巨大工程。</w:t>
+        <w:t>，获得广泛的国际赞誉，并正在推进“一带一路”等实质性的</w:t>
+      </w:r>
+      <w:r>
+        <w:rPr>
+          <w:rFonts w:hint="eastAsia"/>
+        </w:rPr>
+        <w:lastRenderedPageBreak/>
+        <w:t>巨大工程。</w:t>
       </w:r>
       <w:r>
         <w:rPr>
@@ -34755,7 +35338,7 @@
         </w:rPr>
         <w:t>昆明司法黑帮在本案【</w:t>
       </w:r>
-      <w:hyperlink r:id="rId62" w:history="1">
+      <w:hyperlink r:id="rId63" w:history="1">
         <w:r>
           <w:rPr>
             <w:rStyle w:val="doc"/>
@@ -34822,7 +35405,7 @@
         </w:rPr>
         <w:t>【</w:t>
       </w:r>
-      <w:hyperlink r:id="rId63" w:anchor="ruling-court-logic" w:history="1">
+      <w:hyperlink r:id="rId64" w:anchor="ruling-court-logic" w:history="1">
         <w:r>
           <w:rPr>
             <w:rStyle w:val="std"/>
@@ -35009,16 +35592,7 @@
           <w:color w:val="404040"/>
           <w:shd w:val="clear" w:color="auto" w:fill="FCFCFC"/>
         </w:rPr>
-        <w:t>【按照</w:t>
-      </w:r>
-      <w:r>
-        <w:rPr>
-          <w:rFonts w:ascii="Segoe UI" w:hAnsi="Segoe UI" w:cs="Segoe UI"/>
-          <w:color w:val="404040"/>
-          <w:shd w:val="clear" w:color="auto" w:fill="FCFCFC"/>
-        </w:rPr>
-        <w:lastRenderedPageBreak/>
-        <w:t>奥斯汀的</w:t>
+        <w:t>【按照奥斯汀的</w:t>
       </w:r>
       <w:r>
         <w:rPr>
@@ -36318,7 +36892,17 @@
           <w:color w:val="404040"/>
           <w:shd w:val="clear" w:color="auto" w:fill="FCFCFC"/>
         </w:rPr>
-        <w:t>市场经济</w:t>
+        <w:t>市</w:t>
+      </w:r>
+      <w:r>
+        <w:rPr>
+          <w:rStyle w:val="af"/>
+          <w:rFonts w:ascii="Segoe UI" w:hAnsi="Segoe UI" w:cs="Segoe UI"/>
+          <w:color w:val="404040"/>
+          <w:shd w:val="clear" w:color="auto" w:fill="FCFCFC"/>
+        </w:rPr>
+        <w:lastRenderedPageBreak/>
+        <w:t>场经济</w:t>
       </w:r>
       <w:r>
         <w:rPr>
@@ -37063,16 +37647,7 @@
           <w:color w:val="404040"/>
           <w:shd w:val="clear" w:color="auto" w:fill="FCFCFC"/>
         </w:rPr>
-        <w:t>无疑是</w:t>
-      </w:r>
-      <w:r>
-        <w:rPr>
-          <w:rFonts w:ascii="Segoe UI" w:hAnsi="Segoe UI" w:cs="Segoe UI"/>
-          <w:color w:val="404040"/>
-          <w:shd w:val="clear" w:color="auto" w:fill="FCFCFC"/>
-        </w:rPr>
-        <w:lastRenderedPageBreak/>
-        <w:t>对我有生以来孜孜不倦追求真理的整个人生的</w:t>
+        <w:t>无疑是对我有生以来孜孜不倦追求真理的整个人生的</w:t>
       </w:r>
       <w:r>
         <w:rPr>
@@ -37898,7 +38473,16 @@
           <w:color w:val="404040"/>
           <w:shd w:val="clear" w:color="auto" w:fill="FCFCFC"/>
         </w:rPr>
-        <w:t>他们费尽心机、绞尽脑汁为我写下的那些狗屁不通的</w:t>
+        <w:t>他们费尽心机、绞尽脑汁为我写</w:t>
+      </w:r>
+      <w:r>
+        <w:rPr>
+          <w:rFonts w:ascii="Segoe UI" w:hAnsi="Segoe UI" w:cs="Segoe UI"/>
+          <w:color w:val="404040"/>
+          <w:shd w:val="clear" w:color="auto" w:fill="FCFCFC"/>
+        </w:rPr>
+        <w:lastRenderedPageBreak/>
+        <w:t>下的那些狗屁不通的</w:t>
       </w:r>
       <w:r>
         <w:rPr>
@@ -37916,7 +38500,7 @@
         </w:rPr>
         <w:t>【</w:t>
       </w:r>
-      <w:hyperlink r:id="rId64" w:history="1">
+      <w:hyperlink r:id="rId65" w:history="1">
         <w:r>
           <w:rPr>
             <w:rStyle w:val="doc"/>
@@ -37951,7 +38535,7 @@
         </w:rPr>
         <w:t>【</w:t>
       </w:r>
-      <w:hyperlink r:id="rId65" w:history="1">
+      <w:hyperlink r:id="rId66" w:history="1">
         <w:r>
           <w:rPr>
             <w:rStyle w:val="doc"/>
@@ -37986,7 +38570,7 @@
         </w:rPr>
         <w:t>【</w:t>
       </w:r>
-      <w:hyperlink r:id="rId66" w:history="1">
+      <w:hyperlink r:id="rId67" w:history="1">
         <w:r>
           <w:rPr>
             <w:rStyle w:val="doc"/>
